--- a/docs/Version control report.docx
+++ b/docs/Version control report.docx
@@ -3,20 +3,2789 @@
 <w:document xmlns:wpc="http://schemas.microsoft.com/office/word/2010/wordprocessingCanvas" xmlns:cx="http://schemas.microsoft.com/office/drawing/2014/chartex" xmlns:mc="http://schemas.openxmlformats.org/markup-compatibility/2006" xmlns:o="urn:schemas-microsoft-com:office:office" xmlns:r="http://schemas.openxmlformats.org/officeDocument/2006/relationships" xmlns:m="http://schemas.openxmlformats.org/officeDocument/2006/math" xmlns:v="urn:schemas-microsoft-com:vml" xmlns:wp14="http://schemas.microsoft.com/office/word/2010/wordprocessingDrawing" xmlns:wp="http://schemas.openxmlformats.org/drawingml/2006/wordprocessingDrawing" xmlns:w10="urn:schemas-microsoft-com:office:word" xmlns:w="http://schemas.openxmlformats.org/wordprocessingml/2006/main" xmlns:w14="http://schemas.microsoft.com/office/word/2010/wordml" xmlns:w15="http://schemas.microsoft.com/office/word/2012/wordml" xmlns:w16se="http://schemas.microsoft.com/office/word/2015/wordml/symex" xmlns:wpg="http://schemas.microsoft.com/office/word/2010/wordprocessingGroup" xmlns:wpi="http://schemas.microsoft.com/office/word/2010/wordprocessingInk" xmlns:wne="http://schemas.microsoft.com/office/word/2006/wordml" xmlns:wps="http://schemas.microsoft.com/office/word/2010/wordprocessingShape" mc:Ignorable="w14 w15 w16se wp14">
   <w:body>
     <w:p>
-      <w:r>
-        <w:t>Version control report.</w:t>
-      </w:r>
+      <w:pPr>
+        <w:jc w:val="center"/>
+        <w:rPr>
+          <w:rFonts w:ascii="Microsoft Uighur" w:hAnsi="Microsoft Uighur" w:cs="Microsoft Uighur"/>
+          <w:b/>
+          <w:color w:val="003399"/>
+          <w:sz w:val="56"/>
+          <w:szCs w:val="36"/>
+        </w:rPr>
+      </w:pPr>
       <w:bookmarkStart w:id="0" w:name="_GoBack"/>
       <w:bookmarkEnd w:id="0"/>
-    </w:p>
+      <w:proofErr w:type="spellStart"/>
+      <w:r>
+        <w:rPr>
+          <w:rFonts w:ascii="Microsoft Uighur" w:hAnsi="Microsoft Uighur" w:cs="Microsoft Uighur"/>
+          <w:b/>
+          <w:color w:val="003399"/>
+          <w:sz w:val="56"/>
+          <w:szCs w:val="36"/>
+        </w:rPr>
+        <w:t>EmpTrack</w:t>
+      </w:r>
+      <w:proofErr w:type="spellEnd"/>
+      <w:r>
+        <w:rPr>
+          <w:rFonts w:ascii="Microsoft Uighur" w:hAnsi="Microsoft Uighur" w:cs="Microsoft Uighur"/>
+          <w:b/>
+          <w:color w:val="003399"/>
+          <w:sz w:val="56"/>
+          <w:szCs w:val="36"/>
+        </w:rPr>
+        <w:t xml:space="preserve"> Pro</w:t>
+      </w:r>
+    </w:p>
+    <w:p>
+      <w:pPr>
+        <w:rPr>
+          <w:rFonts w:ascii="Microsoft Uighur" w:hAnsi="Microsoft Uighur" w:cs="Microsoft Uighur"/>
+          <w:b/>
+          <w:color w:val="003399"/>
+          <w:sz w:val="56"/>
+          <w:szCs w:val="36"/>
+        </w:rPr>
+      </w:pPr>
+      <w:r>
+        <w:rPr>
+          <w:rFonts w:ascii="Microsoft Uighur" w:hAnsi="Microsoft Uighur" w:cs="Microsoft Uighur"/>
+          <w:b/>
+          <w:color w:val="003399"/>
+          <w:sz w:val="56"/>
+          <w:szCs w:val="36"/>
+        </w:rPr>
+        <w:t xml:space="preserve"> Intelligent Employee Lifecycle, Probation &amp; Analytics System</w:t>
+      </w:r>
+    </w:p>
+    <w:p>
+      <w:pPr>
+        <w:jc w:val="center"/>
+        <w:rPr>
+          <w:b/>
+          <w:color w:val="003399"/>
+          <w:sz w:val="48"/>
+          <w:szCs w:val="28"/>
+        </w:rPr>
+      </w:pPr>
+    </w:p>
+    <w:p>
+      <w:pPr>
+        <w:jc w:val="center"/>
+        <w:rPr>
+          <w:rFonts w:ascii="Microsoft Uighur" w:hAnsi="Microsoft Uighur" w:cs="Microsoft Uighur"/>
+          <w:b/>
+          <w:color w:val="003399"/>
+          <w:sz w:val="56"/>
+          <w:szCs w:val="36"/>
+        </w:rPr>
+      </w:pPr>
+      <w:r>
+        <w:rPr>
+          <w:rFonts w:ascii="Microsoft Uighur" w:hAnsi="Microsoft Uighur" w:cs="Microsoft Uighur"/>
+          <w:b/>
+          <w:color w:val="003399"/>
+          <w:sz w:val="56"/>
+          <w:szCs w:val="36"/>
+        </w:rPr>
+        <w:t>Database Lab Project</w:t>
+      </w:r>
+    </w:p>
+    <w:p>
+      <w:pPr>
+        <w:rPr>
+          <w:rFonts w:ascii="Microsoft Uighur" w:hAnsi="Microsoft Uighur" w:cs="Microsoft Uighur"/>
+          <w:b/>
+          <w:color w:val="003399"/>
+          <w:sz w:val="48"/>
+          <w:szCs w:val="28"/>
+        </w:rPr>
+      </w:pPr>
+      <w:r>
+        <w:rPr>
+          <w:rFonts w:ascii="Microsoft Uighur" w:eastAsia="Times New Roman" w:hAnsi="Microsoft Uighur" w:cs="Microsoft Uighur"/>
+          <w:noProof/>
+          <w:sz w:val="32"/>
+          <w:szCs w:val="32"/>
+        </w:rPr>
+        <mc:AlternateContent>
+          <mc:Choice Requires="wps">
+            <w:drawing>
+              <wp:anchor distT="45720" distB="45720" distL="114300" distR="114300" simplePos="0" relativeHeight="251660288" behindDoc="1" locked="0" layoutInCell="1" allowOverlap="1" wp14:anchorId="0976247B" wp14:editId="14622B73">
+                <wp:simplePos x="0" y="0"/>
+                <wp:positionH relativeFrom="column">
+                  <wp:posOffset>-10795</wp:posOffset>
+                </wp:positionH>
+                <wp:positionV relativeFrom="paragraph">
+                  <wp:posOffset>387350</wp:posOffset>
+                </wp:positionV>
+                <wp:extent cx="6846570" cy="2860040"/>
+                <wp:effectExtent l="0" t="0" r="11430" b="16510"/>
+                <wp:wrapTight wrapText="bothSides">
+                  <wp:wrapPolygon edited="0">
+                    <wp:start x="0" y="0"/>
+                    <wp:lineTo x="0" y="21581"/>
+                    <wp:lineTo x="21576" y="21581"/>
+                    <wp:lineTo x="21576" y="0"/>
+                    <wp:lineTo x="0" y="0"/>
+                  </wp:wrapPolygon>
+                </wp:wrapTight>
+                <wp:docPr id="217" name="Text Box 2"/>
+                <wp:cNvGraphicFramePr>
+                  <a:graphicFrameLocks xmlns:a="http://schemas.openxmlformats.org/drawingml/2006/main"/>
+                </wp:cNvGraphicFramePr>
+                <a:graphic xmlns:a="http://schemas.openxmlformats.org/drawingml/2006/main">
+                  <a:graphicData uri="http://schemas.microsoft.com/office/word/2010/wordprocessingShape">
+                    <wps:wsp>
+                      <wps:cNvSpPr txBox="1">
+                        <a:spLocks noChangeArrowheads="1"/>
+                      </wps:cNvSpPr>
+                      <wps:spPr bwMode="auto">
+                        <a:xfrm>
+                          <a:off x="0" y="0"/>
+                          <a:ext cx="6846570" cy="2860040"/>
+                        </a:xfrm>
+                        <a:prstGeom prst="rect">
+                          <a:avLst/>
+                        </a:prstGeom>
+                        <a:solidFill>
+                          <a:schemeClr val="accent1">
+                            <a:lumMod val="20000"/>
+                            <a:lumOff val="80000"/>
+                          </a:schemeClr>
+                        </a:solidFill>
+                      </wps:spPr>
+                      <wps:style>
+                        <a:lnRef idx="2">
+                          <a:schemeClr val="accent1"/>
+                        </a:lnRef>
+                        <a:fillRef idx="1">
+                          <a:schemeClr val="lt1"/>
+                        </a:fillRef>
+                        <a:effectRef idx="0">
+                          <a:schemeClr val="accent1"/>
+                        </a:effectRef>
+                        <a:fontRef idx="minor">
+                          <a:schemeClr val="dk1"/>
+                        </a:fontRef>
+                      </wps:style>
+                      <wps:txbx>
+                        <w:txbxContent>
+                          <w:p>
+                            <w:pPr>
+                              <w:jc w:val="center"/>
+                              <w:rPr>
+                                <w:rFonts w:ascii="Sitka Text" w:hAnsi="Sitka Text"/>
+                                <w:b/>
+                                <w:color w:val="002060"/>
+                                <w:sz w:val="40"/>
+                                <w:szCs w:val="32"/>
+                              </w:rPr>
+                            </w:pPr>
+                          </w:p>
+                          <w:p>
+                            <w:pPr>
+                              <w:jc w:val="center"/>
+                              <w:rPr>
+                                <w:rFonts w:ascii="Sitka Text" w:hAnsi="Sitka Text"/>
+                                <w:color w:val="002060"/>
+                                <w:sz w:val="32"/>
+                                <w:szCs w:val="32"/>
+                              </w:rPr>
+                            </w:pPr>
+                            <w:r>
+                              <w:rPr>
+                                <w:rFonts w:ascii="Sitka Text" w:hAnsi="Sitka Text"/>
+                                <w:b/>
+                                <w:color w:val="002060"/>
+                                <w:sz w:val="40"/>
+                                <w:szCs w:val="32"/>
+                              </w:rPr>
+                              <w:t>Project Team</w:t>
+                            </w:r>
+                          </w:p>
+                          <w:p>
+                            <w:pPr>
+                              <w:jc w:val="center"/>
+                              <w:rPr>
+                                <w:rFonts w:ascii="Sitka Text" w:hAnsi="Sitka Text"/>
+                                <w:sz w:val="32"/>
+                                <w:szCs w:val="32"/>
+                              </w:rPr>
+                            </w:pPr>
+                            <w:r>
+                              <w:rPr>
+                                <w:rFonts w:ascii="Sitka Text" w:hAnsi="Sitka Text"/>
+                                <w:sz w:val="32"/>
+                                <w:szCs w:val="32"/>
+                              </w:rPr>
+                              <w:t xml:space="preserve">Maryam </w:t>
+                            </w:r>
+                            <w:proofErr w:type="spellStart"/>
+                            <w:r>
+                              <w:rPr>
+                                <w:rFonts w:ascii="Sitka Text" w:hAnsi="Sitka Text"/>
+                                <w:sz w:val="32"/>
+                                <w:szCs w:val="32"/>
+                              </w:rPr>
+                              <w:t>Suleman</w:t>
+                            </w:r>
+                            <w:proofErr w:type="spellEnd"/>
+                            <w:r>
+                              <w:rPr>
+                                <w:rFonts w:ascii="Sitka Text" w:hAnsi="Sitka Text"/>
+                                <w:sz w:val="32"/>
+                                <w:szCs w:val="32"/>
+                              </w:rPr>
+                              <w:t xml:space="preserve"> </w:t>
+                            </w:r>
+                            <w:r>
+                              <w:rPr>
+                                <w:rFonts w:ascii="Sitka Text" w:hAnsi="Sitka Text"/>
+                                <w:sz w:val="32"/>
+                                <w:szCs w:val="32"/>
+                              </w:rPr>
+                              <w:br/>
+                              <w:t>Zia-</w:t>
+                            </w:r>
+                            <w:proofErr w:type="spellStart"/>
+                            <w:r>
+                              <w:rPr>
+                                <w:rFonts w:ascii="Sitka Text" w:hAnsi="Sitka Text"/>
+                                <w:sz w:val="32"/>
+                                <w:szCs w:val="32"/>
+                              </w:rPr>
+                              <w:t>uddin</w:t>
+                            </w:r>
+                            <w:proofErr w:type="spellEnd"/>
+                            <w:r>
+                              <w:rPr>
+                                <w:rFonts w:ascii="Sitka Text" w:hAnsi="Sitka Text"/>
+                                <w:sz w:val="32"/>
+                                <w:szCs w:val="32"/>
+                              </w:rPr>
+                              <w:t xml:space="preserve"> </w:t>
+                            </w:r>
+                            <w:r>
+                              <w:rPr>
+                                <w:rFonts w:ascii="Sitka Text" w:hAnsi="Sitka Text"/>
+                                <w:sz w:val="32"/>
+                                <w:szCs w:val="32"/>
+                              </w:rPr>
+                              <w:br/>
+                              <w:t>Aisha</w:t>
+                            </w:r>
+                          </w:p>
+                          <w:p>
+                            <w:pPr>
+                              <w:jc w:val="center"/>
+                              <w:rPr>
+                                <w:rFonts w:ascii="Sitka Text" w:hAnsi="Sitka Text"/>
+                                <w:b/>
+                                <w:color w:val="002060"/>
+                                <w:sz w:val="40"/>
+                                <w:szCs w:val="32"/>
+                              </w:rPr>
+                            </w:pPr>
+                            <w:r>
+                              <w:rPr>
+                                <w:rFonts w:ascii="Sitka Text" w:hAnsi="Sitka Text"/>
+                                <w:b/>
+                                <w:color w:val="002060"/>
+                                <w:sz w:val="40"/>
+                                <w:szCs w:val="32"/>
+                              </w:rPr>
+                              <w:t>Submitted to: Sir Ali Hassan</w:t>
+                            </w:r>
+                          </w:p>
+                          <w:p/>
+                          <w:p/>
+                          <w:p/>
+                        </w:txbxContent>
+                      </wps:txbx>
+                      <wps:bodyPr rot="0" vert="horz" wrap="square" lIns="91440" tIns="45720" rIns="91440" bIns="45720" anchor="t" anchorCtr="0">
+                        <a:noAutofit/>
+                      </wps:bodyPr>
+                    </wps:wsp>
+                  </a:graphicData>
+                </a:graphic>
+              </wp:anchor>
+            </w:drawing>
+          </mc:Choice>
+          <mc:Fallback>
+            <w:pict>
+              <v:shapetype w14:anchorId="0976247B" id="_x0000_t202" coordsize="21600,21600" o:spt="202" path="m,l,21600r21600,l21600,xe">
+                <v:stroke joinstyle="miter"/>
+                <v:path gradientshapeok="t" o:connecttype="rect"/>
+              </v:shapetype>
+              <v:shape id="Text Box 2" o:spid="_x0000_s1026" type="#_x0000_t202" style="position:absolute;margin-left:-.85pt;margin-top:30.5pt;width:539.1pt;height:225.2pt;z-index:-251656192;visibility:visible;mso-wrap-style:square;mso-wrap-distance-left:9pt;mso-wrap-distance-top:3.6pt;mso-wrap-distance-right:9pt;mso-wrap-distance-bottom:3.6pt;mso-position-horizontal:absolute;mso-position-horizontal-relative:text;mso-position-vertical:absolute;mso-position-vertical-relative:text;v-text-anchor:top" o:gfxdata="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" fillcolor="#deeaf6 [660]" strokecolor="#5b9bd5 [3204]" strokeweight="1pt">
+                <v:textbox>
+                  <w:txbxContent>
+                    <w:p>
+                      <w:pPr>
+                        <w:jc w:val="center"/>
+                        <w:rPr>
+                          <w:rFonts w:ascii="Sitka Text" w:hAnsi="Sitka Text"/>
+                          <w:b/>
+                          <w:color w:val="002060"/>
+                          <w:sz w:val="40"/>
+                          <w:szCs w:val="32"/>
+                        </w:rPr>
+                      </w:pPr>
+                    </w:p>
+                    <w:p>
+                      <w:pPr>
+                        <w:jc w:val="center"/>
+                        <w:rPr>
+                          <w:rFonts w:ascii="Sitka Text" w:hAnsi="Sitka Text"/>
+                          <w:color w:val="002060"/>
+                          <w:sz w:val="32"/>
+                          <w:szCs w:val="32"/>
+                        </w:rPr>
+                      </w:pPr>
+                      <w:r>
+                        <w:rPr>
+                          <w:rFonts w:ascii="Sitka Text" w:hAnsi="Sitka Text"/>
+                          <w:b/>
+                          <w:color w:val="002060"/>
+                          <w:sz w:val="40"/>
+                          <w:szCs w:val="32"/>
+                        </w:rPr>
+                        <w:t>Project Team</w:t>
+                      </w:r>
+                    </w:p>
+                    <w:p>
+                      <w:pPr>
+                        <w:jc w:val="center"/>
+                        <w:rPr>
+                          <w:rFonts w:ascii="Sitka Text" w:hAnsi="Sitka Text"/>
+                          <w:sz w:val="32"/>
+                          <w:szCs w:val="32"/>
+                        </w:rPr>
+                      </w:pPr>
+                      <w:r>
+                        <w:rPr>
+                          <w:rFonts w:ascii="Sitka Text" w:hAnsi="Sitka Text"/>
+                          <w:sz w:val="32"/>
+                          <w:szCs w:val="32"/>
+                        </w:rPr>
+                        <w:t xml:space="preserve">Maryam </w:t>
+                      </w:r>
+                      <w:proofErr w:type="spellStart"/>
+                      <w:r>
+                        <w:rPr>
+                          <w:rFonts w:ascii="Sitka Text" w:hAnsi="Sitka Text"/>
+                          <w:sz w:val="32"/>
+                          <w:szCs w:val="32"/>
+                        </w:rPr>
+                        <w:t>Suleman</w:t>
+                      </w:r>
+                      <w:proofErr w:type="spellEnd"/>
+                      <w:r>
+                        <w:rPr>
+                          <w:rFonts w:ascii="Sitka Text" w:hAnsi="Sitka Text"/>
+                          <w:sz w:val="32"/>
+                          <w:szCs w:val="32"/>
+                        </w:rPr>
+                        <w:t xml:space="preserve"> </w:t>
+                      </w:r>
+                      <w:r>
+                        <w:rPr>
+                          <w:rFonts w:ascii="Sitka Text" w:hAnsi="Sitka Text"/>
+                          <w:sz w:val="32"/>
+                          <w:szCs w:val="32"/>
+                        </w:rPr>
+                        <w:br/>
+                        <w:t>Zia-</w:t>
+                      </w:r>
+                      <w:proofErr w:type="spellStart"/>
+                      <w:r>
+                        <w:rPr>
+                          <w:rFonts w:ascii="Sitka Text" w:hAnsi="Sitka Text"/>
+                          <w:sz w:val="32"/>
+                          <w:szCs w:val="32"/>
+                        </w:rPr>
+                        <w:t>uddin</w:t>
+                      </w:r>
+                      <w:proofErr w:type="spellEnd"/>
+                      <w:r>
+                        <w:rPr>
+                          <w:rFonts w:ascii="Sitka Text" w:hAnsi="Sitka Text"/>
+                          <w:sz w:val="32"/>
+                          <w:szCs w:val="32"/>
+                        </w:rPr>
+                        <w:t xml:space="preserve"> </w:t>
+                      </w:r>
+                      <w:r>
+                        <w:rPr>
+                          <w:rFonts w:ascii="Sitka Text" w:hAnsi="Sitka Text"/>
+                          <w:sz w:val="32"/>
+                          <w:szCs w:val="32"/>
+                        </w:rPr>
+                        <w:br/>
+                        <w:t>Aisha</w:t>
+                      </w:r>
+                    </w:p>
+                    <w:p>
+                      <w:pPr>
+                        <w:jc w:val="center"/>
+                        <w:rPr>
+                          <w:rFonts w:ascii="Sitka Text" w:hAnsi="Sitka Text"/>
+                          <w:b/>
+                          <w:color w:val="002060"/>
+                          <w:sz w:val="40"/>
+                          <w:szCs w:val="32"/>
+                        </w:rPr>
+                      </w:pPr>
+                      <w:r>
+                        <w:rPr>
+                          <w:rFonts w:ascii="Sitka Text" w:hAnsi="Sitka Text"/>
+                          <w:b/>
+                          <w:color w:val="002060"/>
+                          <w:sz w:val="40"/>
+                          <w:szCs w:val="32"/>
+                        </w:rPr>
+                        <w:t>Submitted to: Sir Ali Hassan</w:t>
+                      </w:r>
+                    </w:p>
+                    <w:p/>
+                    <w:p/>
+                    <w:p/>
+                  </w:txbxContent>
+                </v:textbox>
+                <w10:wrap type="tight"/>
+              </v:shape>
+            </w:pict>
+          </mc:Fallback>
+        </mc:AlternateContent>
+      </w:r>
+    </w:p>
+    <w:p>
+      <w:pPr>
+        <w:jc w:val="center"/>
+        <w:rPr>
+          <w:rFonts w:ascii="Microsoft Uighur" w:hAnsi="Microsoft Uighur" w:cs="Microsoft Uighur"/>
+          <w:b/>
+          <w:color w:val="003399"/>
+          <w:sz w:val="48"/>
+          <w:szCs w:val="28"/>
+        </w:rPr>
+      </w:pPr>
+      <w:r>
+        <w:rPr>
+          <w:rFonts w:ascii="Microsoft Uighur" w:hAnsi="Microsoft Uighur" w:cs="Microsoft Uighur"/>
+          <w:b/>
+          <w:color w:val="003399"/>
+          <w:sz w:val="48"/>
+          <w:szCs w:val="28"/>
+        </w:rPr>
+        <w:t>School of Computer Sciences &amp; IT</w:t>
+      </w:r>
+    </w:p>
+    <w:p>
+      <w:pPr>
+        <w:jc w:val="center"/>
+        <w:rPr>
+          <w:rFonts w:ascii="Microsoft Uighur" w:hAnsi="Microsoft Uighur" w:cs="Microsoft Uighur"/>
+          <w:b/>
+          <w:color w:val="003399"/>
+          <w:sz w:val="48"/>
+          <w:szCs w:val="28"/>
+        </w:rPr>
+      </w:pPr>
+      <w:r>
+        <w:rPr>
+          <w:rFonts w:ascii="Microsoft Uighur" w:hAnsi="Microsoft Uighur" w:cs="Microsoft Uighur"/>
+          <w:b/>
+          <w:color w:val="003399"/>
+          <w:sz w:val="48"/>
+          <w:szCs w:val="28"/>
+        </w:rPr>
+        <w:t>Institute of Management Sciences, Peshawar</w:t>
+      </w:r>
+    </w:p>
+    <w:p>
+      <w:pPr>
+        <w:rPr>
+          <w:b/>
+          <w:color w:val="003399"/>
+          <w:sz w:val="40"/>
+        </w:rPr>
+      </w:pPr>
+      <w:r>
+        <w:rPr>
+          <w:noProof/>
+        </w:rPr>
+        <w:drawing>
+          <wp:anchor distT="0" distB="0" distL="114300" distR="114300" simplePos="0" relativeHeight="251659264" behindDoc="1" locked="0" layoutInCell="1" allowOverlap="1" wp14:anchorId="15298710" wp14:editId="752F31B3">
+            <wp:simplePos x="0" y="0"/>
+            <wp:positionH relativeFrom="margin">
+              <wp:posOffset>1597025</wp:posOffset>
+            </wp:positionH>
+            <wp:positionV relativeFrom="paragraph">
+              <wp:posOffset>207010</wp:posOffset>
+            </wp:positionV>
+            <wp:extent cx="3667125" cy="1650365"/>
+            <wp:effectExtent l="0" t="0" r="0" b="0"/>
+            <wp:wrapTight wrapText="bothSides">
+              <wp:wrapPolygon edited="0">
+                <wp:start x="6845" y="1247"/>
+                <wp:lineTo x="2356" y="3740"/>
+                <wp:lineTo x="1795" y="4239"/>
+                <wp:lineTo x="1795" y="8228"/>
+                <wp:lineTo x="3815" y="9724"/>
+                <wp:lineTo x="6845" y="9724"/>
+                <wp:lineTo x="2356" y="10721"/>
+                <wp:lineTo x="1683" y="11220"/>
+                <wp:lineTo x="1683" y="17952"/>
+                <wp:lineTo x="20310" y="17952"/>
+                <wp:lineTo x="20534" y="11220"/>
+                <wp:lineTo x="19636" y="10970"/>
+                <wp:lineTo x="7630" y="9724"/>
+                <wp:lineTo x="15260" y="9724"/>
+                <wp:lineTo x="20310" y="8228"/>
+                <wp:lineTo x="20310" y="5236"/>
+                <wp:lineTo x="7518" y="1247"/>
+                <wp:lineTo x="6845" y="1247"/>
+              </wp:wrapPolygon>
+            </wp:wrapTight>
+            <wp:docPr id="10" name="Picture 10" descr="KPRTS – Official Website"/>
+            <wp:cNvGraphicFramePr>
+              <a:graphicFrameLocks xmlns:a="http://schemas.openxmlformats.org/drawingml/2006/main" noChangeAspect="1"/>
+            </wp:cNvGraphicFramePr>
+            <a:graphic xmlns:a="http://schemas.openxmlformats.org/drawingml/2006/main">
+              <a:graphicData uri="http://schemas.openxmlformats.org/drawingml/2006/picture">
+                <pic:pic xmlns:pic="http://schemas.openxmlformats.org/drawingml/2006/picture">
+                  <pic:nvPicPr>
+                    <pic:cNvPr id="10" name="Picture 10" descr="KPRTS – Official Website"/>
+                    <pic:cNvPicPr>
+                      <a:picLocks noChangeAspect="1" noChangeArrowheads="1"/>
+                    </pic:cNvPicPr>
+                  </pic:nvPicPr>
+                  <pic:blipFill>
+                    <a:blip r:embed="rId5">
+                      <a:extLst>
+                        <a:ext uri="{28A0092B-C50C-407E-A947-70E740481C1C}">
+                          <a14:useLocalDpi xmlns:a14="http://schemas.microsoft.com/office/drawing/2010/main" val="0"/>
+                        </a:ext>
+                      </a:extLst>
+                    </a:blip>
+                    <a:srcRect l="11083" t="27597" r="11823" b="24351"/>
+                    <a:stretch>
+                      <a:fillRect/>
+                    </a:stretch>
+                  </pic:blipFill>
+                  <pic:spPr>
+                    <a:xfrm>
+                      <a:off x="0" y="0"/>
+                      <a:ext cx="3667125" cy="1650365"/>
+                    </a:xfrm>
+                    <a:prstGeom prst="rect">
+                      <a:avLst/>
+                    </a:prstGeom>
+                    <a:noFill/>
+                    <a:ln>
+                      <a:noFill/>
+                    </a:ln>
+                  </pic:spPr>
+                </pic:pic>
+              </a:graphicData>
+            </a:graphic>
+            <wp14:sizeRelV relativeFrom="margin">
+              <wp14:pctHeight>0</wp14:pctHeight>
+            </wp14:sizeRelV>
+          </wp:anchor>
+        </w:drawing>
+      </w:r>
+    </w:p>
+    <w:p>
+      <w:pPr>
+        <w:rPr>
+          <w:b/>
+          <w:color w:val="003399"/>
+          <w:sz w:val="40"/>
+        </w:rPr>
+      </w:pPr>
+    </w:p>
+    <w:p>
+      <w:pPr>
+        <w:rPr>
+          <w:b/>
+          <w:color w:val="003399"/>
+          <w:sz w:val="40"/>
+        </w:rPr>
+      </w:pPr>
+    </w:p>
+    <w:p>
+      <w:pPr>
+        <w:rPr>
+          <w:b/>
+          <w:color w:val="003399"/>
+          <w:sz w:val="40"/>
+        </w:rPr>
+      </w:pPr>
+    </w:p>
+    <w:p>
+      <w:pPr>
+        <w:spacing w:after="0" w:line="240" w:lineRule="auto"/>
+        <w:rPr>
+          <w:rFonts w:ascii="Times New Roman" w:eastAsia="Times New Roman" w:hAnsi="Times New Roman" w:cs="Times New Roman"/>
+          <w:sz w:val="24"/>
+          <w:szCs w:val="24"/>
+        </w:rPr>
+      </w:pPr>
+    </w:p>
+    <w:p>
+      <w:pPr>
+        <w:spacing w:after="0" w:line="240" w:lineRule="auto"/>
+        <w:rPr>
+          <w:rFonts w:ascii="Times New Roman" w:eastAsia="Times New Roman" w:hAnsi="Times New Roman" w:cs="Times New Roman"/>
+          <w:sz w:val="24"/>
+          <w:szCs w:val="24"/>
+        </w:rPr>
+      </w:pPr>
+    </w:p>
+    <w:p>
+      <w:pPr>
+        <w:spacing w:before="100" w:beforeAutospacing="1" w:after="100" w:afterAutospacing="1" w:line="240" w:lineRule="auto"/>
+        <w:outlineLvl w:val="0"/>
+        <w:rPr>
+          <w:rFonts w:ascii="Times New Roman" w:eastAsia="Times New Roman" w:hAnsi="Times New Roman" w:cs="Times New Roman"/>
+          <w:b/>
+          <w:bCs/>
+          <w:kern w:val="36"/>
+          <w:sz w:val="36"/>
+          <w:szCs w:val="36"/>
+        </w:rPr>
+      </w:pPr>
+      <w:r>
+        <w:rPr>
+          <w:rFonts w:ascii="Times New Roman" w:eastAsia="Times New Roman" w:hAnsi="Times New Roman" w:cs="Times New Roman"/>
+          <w:b/>
+          <w:bCs/>
+          <w:kern w:val="36"/>
+          <w:sz w:val="36"/>
+          <w:szCs w:val="36"/>
+        </w:rPr>
+        <w:lastRenderedPageBreak/>
+        <w:t>1. Project Overview</w:t>
+      </w:r>
+    </w:p>
+    <w:p>
+      <w:pPr>
+        <w:spacing w:before="100" w:beforeAutospacing="1" w:after="100" w:afterAutospacing="1" w:line="240" w:lineRule="auto"/>
+        <w:rPr>
+          <w:rFonts w:ascii="Times New Roman" w:eastAsia="Times New Roman" w:hAnsi="Times New Roman" w:cs="Times New Roman"/>
+          <w:sz w:val="24"/>
+          <w:szCs w:val="24"/>
+        </w:rPr>
+      </w:pPr>
+      <w:proofErr w:type="spellStart"/>
+      <w:r>
+        <w:rPr>
+          <w:rFonts w:ascii="Times New Roman" w:eastAsia="Times New Roman" w:hAnsi="Times New Roman" w:cs="Times New Roman"/>
+          <w:b/>
+          <w:bCs/>
+          <w:sz w:val="24"/>
+          <w:szCs w:val="24"/>
+        </w:rPr>
+        <w:t>EmpTrack</w:t>
+      </w:r>
+      <w:proofErr w:type="spellEnd"/>
+      <w:r>
+        <w:rPr>
+          <w:rFonts w:ascii="Times New Roman" w:eastAsia="Times New Roman" w:hAnsi="Times New Roman" w:cs="Times New Roman"/>
+          <w:b/>
+          <w:bCs/>
+          <w:sz w:val="24"/>
+          <w:szCs w:val="24"/>
+        </w:rPr>
+        <w:t xml:space="preserve"> Pro</w:t>
+      </w:r>
+      <w:r>
+        <w:rPr>
+          <w:rFonts w:ascii="Times New Roman" w:eastAsia="Times New Roman" w:hAnsi="Times New Roman" w:cs="Times New Roman"/>
+          <w:sz w:val="24"/>
+          <w:szCs w:val="24"/>
+        </w:rPr>
+        <w:t xml:space="preserve"> is a database-driven employee lifecycle management system designed to manage employee records, departments, job roles, and probation tracking. The system ensures structured data handling, automation of HR processes, and improved decision-making using a MySQL relational database and a web-based interface.</w:t>
+      </w:r>
+    </w:p>
+    <w:p>
+      <w:pPr>
+        <w:spacing w:after="0" w:line="240" w:lineRule="auto"/>
+        <w:rPr>
+          <w:rFonts w:ascii="Times New Roman" w:eastAsia="Times New Roman" w:hAnsi="Times New Roman" w:cs="Times New Roman"/>
+          <w:sz w:val="24"/>
+          <w:szCs w:val="24"/>
+        </w:rPr>
+      </w:pPr>
+      <w:r>
+        <w:rPr>
+          <w:rFonts w:ascii="Times New Roman" w:eastAsia="Times New Roman" w:hAnsi="Times New Roman" w:cs="Times New Roman"/>
+          <w:sz w:val="24"/>
+          <w:szCs w:val="24"/>
+        </w:rPr>
+        <w:pict>
+          <v:rect id="_x0000_i1025" style="width:0;height:1.5pt" o:hralign="center" o:hrstd="t" o:hr="t" fillcolor="#a0a0a0" stroked="f"/>
+        </w:pict>
+      </w:r>
+    </w:p>
+    <w:p>
+      <w:pPr>
+        <w:spacing w:before="100" w:beforeAutospacing="1" w:after="100" w:afterAutospacing="1" w:line="240" w:lineRule="auto"/>
+        <w:outlineLvl w:val="0"/>
+        <w:rPr>
+          <w:rFonts w:ascii="Times New Roman" w:eastAsia="Times New Roman" w:hAnsi="Times New Roman" w:cs="Times New Roman"/>
+          <w:b/>
+          <w:bCs/>
+          <w:kern w:val="36"/>
+          <w:sz w:val="36"/>
+          <w:szCs w:val="36"/>
+        </w:rPr>
+      </w:pPr>
+      <w:r>
+        <w:rPr>
+          <w:rFonts w:ascii="Times New Roman" w:eastAsia="Times New Roman" w:hAnsi="Times New Roman" w:cs="Times New Roman"/>
+          <w:b/>
+          <w:bCs/>
+          <w:kern w:val="36"/>
+          <w:sz w:val="36"/>
+          <w:szCs w:val="36"/>
+        </w:rPr>
+        <w:t xml:space="preserve"> 2. Technology Stack</w:t>
+      </w:r>
+    </w:p>
+    <w:p>
+      <w:pPr>
+        <w:numPr>
+          <w:ilvl w:val="0"/>
+          <w:numId w:val="1"/>
+        </w:numPr>
+        <w:spacing w:before="100" w:beforeAutospacing="1" w:after="100" w:afterAutospacing="1" w:line="240" w:lineRule="auto"/>
+        <w:rPr>
+          <w:rFonts w:ascii="Times New Roman" w:eastAsia="Times New Roman" w:hAnsi="Times New Roman" w:cs="Times New Roman"/>
+          <w:sz w:val="24"/>
+          <w:szCs w:val="24"/>
+        </w:rPr>
+      </w:pPr>
+      <w:r>
+        <w:rPr>
+          <w:rFonts w:ascii="Times New Roman" w:eastAsia="Times New Roman" w:hAnsi="Times New Roman" w:cs="Times New Roman"/>
+          <w:b/>
+          <w:bCs/>
+          <w:sz w:val="24"/>
+          <w:szCs w:val="24"/>
+        </w:rPr>
+        <w:t>Frontend:</w:t>
+      </w:r>
+      <w:r>
+        <w:rPr>
+          <w:rFonts w:ascii="Times New Roman" w:eastAsia="Times New Roman" w:hAnsi="Times New Roman" w:cs="Times New Roman"/>
+          <w:sz w:val="24"/>
+          <w:szCs w:val="24"/>
+        </w:rPr>
+        <w:t xml:space="preserve"> HTML, CSS, JavaScript </w:t>
+      </w:r>
+    </w:p>
+    <w:p>
+      <w:pPr>
+        <w:numPr>
+          <w:ilvl w:val="0"/>
+          <w:numId w:val="1"/>
+        </w:numPr>
+        <w:spacing w:before="100" w:beforeAutospacing="1" w:after="100" w:afterAutospacing="1" w:line="240" w:lineRule="auto"/>
+        <w:rPr>
+          <w:rFonts w:ascii="Times New Roman" w:eastAsia="Times New Roman" w:hAnsi="Times New Roman" w:cs="Times New Roman"/>
+          <w:sz w:val="24"/>
+          <w:szCs w:val="24"/>
+        </w:rPr>
+      </w:pPr>
+      <w:r>
+        <w:rPr>
+          <w:rFonts w:ascii="Times New Roman" w:eastAsia="Times New Roman" w:hAnsi="Times New Roman" w:cs="Times New Roman"/>
+          <w:b/>
+          <w:bCs/>
+          <w:sz w:val="24"/>
+          <w:szCs w:val="24"/>
+        </w:rPr>
+        <w:t>Backend:</w:t>
+      </w:r>
+      <w:r>
+        <w:rPr>
+          <w:rFonts w:ascii="Times New Roman" w:eastAsia="Times New Roman" w:hAnsi="Times New Roman" w:cs="Times New Roman"/>
+          <w:sz w:val="24"/>
+          <w:szCs w:val="24"/>
+        </w:rPr>
+        <w:t xml:space="preserve"> Python (Flask framework) </w:t>
+      </w:r>
+    </w:p>
+    <w:p>
+      <w:pPr>
+        <w:numPr>
+          <w:ilvl w:val="0"/>
+          <w:numId w:val="1"/>
+        </w:numPr>
+        <w:spacing w:before="100" w:beforeAutospacing="1" w:after="100" w:afterAutospacing="1" w:line="240" w:lineRule="auto"/>
+        <w:rPr>
+          <w:rFonts w:ascii="Times New Roman" w:eastAsia="Times New Roman" w:hAnsi="Times New Roman" w:cs="Times New Roman"/>
+          <w:sz w:val="24"/>
+          <w:szCs w:val="24"/>
+        </w:rPr>
+      </w:pPr>
+      <w:r>
+        <w:rPr>
+          <w:rFonts w:ascii="Times New Roman" w:eastAsia="Times New Roman" w:hAnsi="Times New Roman" w:cs="Times New Roman"/>
+          <w:b/>
+          <w:bCs/>
+          <w:sz w:val="24"/>
+          <w:szCs w:val="24"/>
+        </w:rPr>
+        <w:t>Database:</w:t>
+      </w:r>
+      <w:r>
+        <w:rPr>
+          <w:rFonts w:ascii="Times New Roman" w:eastAsia="Times New Roman" w:hAnsi="Times New Roman" w:cs="Times New Roman"/>
+          <w:sz w:val="24"/>
+          <w:szCs w:val="24"/>
+        </w:rPr>
+        <w:t xml:space="preserve"> MySQL (MySQL Workbench) </w:t>
+      </w:r>
+    </w:p>
+    <w:p>
+      <w:pPr>
+        <w:numPr>
+          <w:ilvl w:val="0"/>
+          <w:numId w:val="1"/>
+        </w:numPr>
+        <w:spacing w:before="100" w:beforeAutospacing="1" w:after="100" w:afterAutospacing="1" w:line="240" w:lineRule="auto"/>
+        <w:rPr>
+          <w:rFonts w:ascii="Times New Roman" w:eastAsia="Times New Roman" w:hAnsi="Times New Roman" w:cs="Times New Roman"/>
+          <w:sz w:val="24"/>
+          <w:szCs w:val="24"/>
+        </w:rPr>
+      </w:pPr>
+      <w:r>
+        <w:rPr>
+          <w:rFonts w:ascii="Times New Roman" w:eastAsia="Times New Roman" w:hAnsi="Times New Roman" w:cs="Times New Roman"/>
+          <w:b/>
+          <w:bCs/>
+          <w:sz w:val="24"/>
+          <w:szCs w:val="24"/>
+        </w:rPr>
+        <w:t>Version Control:</w:t>
+      </w:r>
+      <w:r>
+        <w:rPr>
+          <w:rFonts w:ascii="Times New Roman" w:eastAsia="Times New Roman" w:hAnsi="Times New Roman" w:cs="Times New Roman"/>
+          <w:sz w:val="24"/>
+          <w:szCs w:val="24"/>
+        </w:rPr>
+        <w:t xml:space="preserve"> </w:t>
+      </w:r>
+      <w:proofErr w:type="spellStart"/>
+      <w:r>
+        <w:rPr>
+          <w:rFonts w:ascii="Times New Roman" w:eastAsia="Times New Roman" w:hAnsi="Times New Roman" w:cs="Times New Roman"/>
+          <w:sz w:val="24"/>
+          <w:szCs w:val="24"/>
+        </w:rPr>
+        <w:t>Git</w:t>
+      </w:r>
+      <w:proofErr w:type="spellEnd"/>
+      <w:r>
+        <w:rPr>
+          <w:rFonts w:ascii="Times New Roman" w:eastAsia="Times New Roman" w:hAnsi="Times New Roman" w:cs="Times New Roman"/>
+          <w:sz w:val="24"/>
+          <w:szCs w:val="24"/>
+        </w:rPr>
+        <w:t xml:space="preserve"> &amp; GitHub </w:t>
+      </w:r>
+    </w:p>
+    <w:p>
+      <w:pPr>
+        <w:numPr>
+          <w:ilvl w:val="0"/>
+          <w:numId w:val="1"/>
+        </w:numPr>
+        <w:spacing w:before="100" w:beforeAutospacing="1" w:after="100" w:afterAutospacing="1" w:line="240" w:lineRule="auto"/>
+        <w:rPr>
+          <w:rFonts w:ascii="Times New Roman" w:eastAsia="Times New Roman" w:hAnsi="Times New Roman" w:cs="Times New Roman"/>
+          <w:sz w:val="24"/>
+          <w:szCs w:val="24"/>
+        </w:rPr>
+      </w:pPr>
+      <w:r>
+        <w:rPr>
+          <w:rFonts w:ascii="Times New Roman" w:eastAsia="Times New Roman" w:hAnsi="Times New Roman" w:cs="Times New Roman"/>
+          <w:b/>
+          <w:bCs/>
+          <w:sz w:val="24"/>
+          <w:szCs w:val="24"/>
+        </w:rPr>
+        <w:t>Design Tool:</w:t>
+      </w:r>
+      <w:r>
+        <w:rPr>
+          <w:rFonts w:ascii="Times New Roman" w:eastAsia="Times New Roman" w:hAnsi="Times New Roman" w:cs="Times New Roman"/>
+          <w:sz w:val="24"/>
+          <w:szCs w:val="24"/>
+        </w:rPr>
+        <w:t xml:space="preserve"> </w:t>
+      </w:r>
+      <w:proofErr w:type="spellStart"/>
+      <w:r>
+        <w:rPr>
+          <w:rFonts w:ascii="Times New Roman" w:eastAsia="Times New Roman" w:hAnsi="Times New Roman" w:cs="Times New Roman"/>
+          <w:sz w:val="24"/>
+          <w:szCs w:val="24"/>
+        </w:rPr>
+        <w:t>Lucidchart</w:t>
+      </w:r>
+      <w:proofErr w:type="spellEnd"/>
+      <w:r>
+        <w:rPr>
+          <w:rFonts w:ascii="Times New Roman" w:eastAsia="Times New Roman" w:hAnsi="Times New Roman" w:cs="Times New Roman"/>
+          <w:sz w:val="24"/>
+          <w:szCs w:val="24"/>
+        </w:rPr>
+        <w:t xml:space="preserve"> (ER Diagram) </w:t>
+      </w:r>
+    </w:p>
+    <w:p>
+      <w:pPr>
+        <w:numPr>
+          <w:ilvl w:val="0"/>
+          <w:numId w:val="1"/>
+        </w:numPr>
+        <w:spacing w:before="100" w:beforeAutospacing="1" w:after="100" w:afterAutospacing="1" w:line="240" w:lineRule="auto"/>
+        <w:rPr>
+          <w:rFonts w:ascii="Times New Roman" w:eastAsia="Times New Roman" w:hAnsi="Times New Roman" w:cs="Times New Roman"/>
+          <w:sz w:val="24"/>
+          <w:szCs w:val="24"/>
+        </w:rPr>
+      </w:pPr>
+      <w:r>
+        <w:rPr>
+          <w:rFonts w:ascii="Times New Roman" w:eastAsia="Times New Roman" w:hAnsi="Times New Roman" w:cs="Times New Roman"/>
+          <w:b/>
+          <w:bCs/>
+          <w:sz w:val="24"/>
+          <w:szCs w:val="24"/>
+        </w:rPr>
+        <w:t>IDE:</w:t>
+      </w:r>
+      <w:r>
+        <w:rPr>
+          <w:rFonts w:ascii="Times New Roman" w:eastAsia="Times New Roman" w:hAnsi="Times New Roman" w:cs="Times New Roman"/>
+          <w:sz w:val="24"/>
+          <w:szCs w:val="24"/>
+        </w:rPr>
+        <w:t xml:space="preserve"> Visual Studio Code </w:t>
+      </w:r>
+    </w:p>
+    <w:p>
+      <w:pPr>
+        <w:spacing w:after="0" w:line="240" w:lineRule="auto"/>
+        <w:rPr>
+          <w:rFonts w:ascii="Times New Roman" w:eastAsia="Times New Roman" w:hAnsi="Times New Roman" w:cs="Times New Roman"/>
+          <w:sz w:val="24"/>
+          <w:szCs w:val="24"/>
+        </w:rPr>
+      </w:pPr>
+      <w:r>
+        <w:rPr>
+          <w:rFonts w:ascii="Times New Roman" w:eastAsia="Times New Roman" w:hAnsi="Times New Roman" w:cs="Times New Roman"/>
+          <w:sz w:val="24"/>
+          <w:szCs w:val="24"/>
+        </w:rPr>
+        <w:pict>
+          <v:rect id="_x0000_i1026" style="width:0;height:1.5pt" o:hralign="center" o:hrstd="t" o:hr="t" fillcolor="#a0a0a0" stroked="f"/>
+        </w:pict>
+      </w:r>
+    </w:p>
+    <w:p>
+      <w:pPr>
+        <w:spacing w:before="100" w:beforeAutospacing="1" w:after="100" w:afterAutospacing="1" w:line="240" w:lineRule="auto"/>
+        <w:outlineLvl w:val="0"/>
+        <w:rPr>
+          <w:rFonts w:ascii="Times New Roman" w:eastAsia="Times New Roman" w:hAnsi="Times New Roman" w:cs="Times New Roman"/>
+          <w:b/>
+          <w:bCs/>
+          <w:kern w:val="36"/>
+          <w:sz w:val="36"/>
+          <w:szCs w:val="36"/>
+        </w:rPr>
+      </w:pPr>
+      <w:r>
+        <w:rPr>
+          <w:rFonts w:ascii="Times New Roman" w:eastAsia="Times New Roman" w:hAnsi="Times New Roman" w:cs="Times New Roman"/>
+          <w:b/>
+          <w:bCs/>
+          <w:kern w:val="36"/>
+          <w:sz w:val="36"/>
+          <w:szCs w:val="36"/>
+        </w:rPr>
+        <w:t>3. Repository Information</w:t>
+      </w:r>
+    </w:p>
+    <w:p>
+      <w:pPr>
+        <w:numPr>
+          <w:ilvl w:val="0"/>
+          <w:numId w:val="2"/>
+        </w:numPr>
+        <w:spacing w:before="100" w:beforeAutospacing="1" w:after="100" w:afterAutospacing="1" w:line="240" w:lineRule="auto"/>
+        <w:rPr>
+          <w:rFonts w:ascii="Times New Roman" w:eastAsia="Times New Roman" w:hAnsi="Times New Roman" w:cs="Times New Roman"/>
+          <w:sz w:val="24"/>
+          <w:szCs w:val="24"/>
+        </w:rPr>
+      </w:pPr>
+      <w:r>
+        <w:rPr>
+          <w:rFonts w:ascii="Times New Roman" w:eastAsia="Times New Roman" w:hAnsi="Times New Roman" w:cs="Times New Roman"/>
+          <w:b/>
+          <w:bCs/>
+          <w:sz w:val="24"/>
+          <w:szCs w:val="24"/>
+        </w:rPr>
+        <w:t>Repository Name:</w:t>
+      </w:r>
+      <w:r>
+        <w:rPr>
+          <w:rFonts w:ascii="Times New Roman" w:eastAsia="Times New Roman" w:hAnsi="Times New Roman" w:cs="Times New Roman"/>
+          <w:sz w:val="24"/>
+          <w:szCs w:val="24"/>
+        </w:rPr>
+        <w:t xml:space="preserve"> </w:t>
+      </w:r>
+      <w:proofErr w:type="spellStart"/>
+      <w:r>
+        <w:rPr>
+          <w:rFonts w:ascii="Times New Roman" w:eastAsia="Times New Roman" w:hAnsi="Times New Roman" w:cs="Times New Roman"/>
+          <w:sz w:val="24"/>
+          <w:szCs w:val="24"/>
+        </w:rPr>
+        <w:t>EmpTrackPro</w:t>
+      </w:r>
+      <w:proofErr w:type="spellEnd"/>
+      <w:r>
+        <w:rPr>
+          <w:rFonts w:ascii="Times New Roman" w:eastAsia="Times New Roman" w:hAnsi="Times New Roman" w:cs="Times New Roman"/>
+          <w:sz w:val="24"/>
+          <w:szCs w:val="24"/>
+        </w:rPr>
+        <w:t xml:space="preserve"> </w:t>
+      </w:r>
+    </w:p>
+    <w:p>
+      <w:pPr>
+        <w:numPr>
+          <w:ilvl w:val="0"/>
+          <w:numId w:val="2"/>
+        </w:numPr>
+        <w:spacing w:before="100" w:beforeAutospacing="1" w:after="100" w:afterAutospacing="1" w:line="240" w:lineRule="auto"/>
+        <w:rPr>
+          <w:rFonts w:ascii="Times New Roman" w:eastAsia="Times New Roman" w:hAnsi="Times New Roman" w:cs="Times New Roman"/>
+          <w:sz w:val="24"/>
+          <w:szCs w:val="24"/>
+        </w:rPr>
+      </w:pPr>
+      <w:r>
+        <w:rPr>
+          <w:rFonts w:ascii="Times New Roman" w:eastAsia="Times New Roman" w:hAnsi="Times New Roman" w:cs="Times New Roman"/>
+          <w:b/>
+          <w:bCs/>
+          <w:sz w:val="24"/>
+          <w:szCs w:val="24"/>
+        </w:rPr>
+        <w:t>GitHub Link:</w:t>
+      </w:r>
+      <w:r>
+        <w:rPr>
+          <w:rFonts w:ascii="Times New Roman" w:eastAsia="Times New Roman" w:hAnsi="Times New Roman" w:cs="Times New Roman"/>
+          <w:sz w:val="24"/>
+          <w:szCs w:val="24"/>
+        </w:rPr>
+        <w:t xml:space="preserve"> </w:t>
+      </w:r>
+      <w:hyperlink r:id="rId6" w:tgtFrame="_new" w:history="1">
+        <w:r>
+          <w:rPr>
+            <w:rFonts w:ascii="Times New Roman" w:eastAsia="Times New Roman" w:hAnsi="Times New Roman" w:cs="Times New Roman"/>
+            <w:color w:val="0000FF"/>
+            <w:sz w:val="24"/>
+            <w:szCs w:val="24"/>
+            <w:u w:val="single"/>
+          </w:rPr>
+          <w:t>https://github.com/AishaTaufiq/EmpTrackPro</w:t>
+        </w:r>
+      </w:hyperlink>
+      <w:r>
+        <w:rPr>
+          <w:rFonts w:ascii="Times New Roman" w:eastAsia="Times New Roman" w:hAnsi="Times New Roman" w:cs="Times New Roman"/>
+          <w:sz w:val="24"/>
+          <w:szCs w:val="24"/>
+        </w:rPr>
+        <w:t xml:space="preserve"> </w:t>
+      </w:r>
+    </w:p>
+    <w:p>
+      <w:pPr>
+        <w:numPr>
+          <w:ilvl w:val="0"/>
+          <w:numId w:val="2"/>
+        </w:numPr>
+        <w:spacing w:before="100" w:beforeAutospacing="1" w:after="100" w:afterAutospacing="1" w:line="240" w:lineRule="auto"/>
+        <w:rPr>
+          <w:rFonts w:ascii="Times New Roman" w:eastAsia="Times New Roman" w:hAnsi="Times New Roman" w:cs="Times New Roman"/>
+          <w:sz w:val="24"/>
+          <w:szCs w:val="24"/>
+        </w:rPr>
+      </w:pPr>
+      <w:r>
+        <w:rPr>
+          <w:rFonts w:ascii="Times New Roman" w:eastAsia="Times New Roman" w:hAnsi="Times New Roman" w:cs="Times New Roman"/>
+          <w:b/>
+          <w:bCs/>
+          <w:sz w:val="24"/>
+          <w:szCs w:val="24"/>
+        </w:rPr>
+        <w:t>Branch:</w:t>
+      </w:r>
+      <w:r>
+        <w:rPr>
+          <w:rFonts w:ascii="Times New Roman" w:eastAsia="Times New Roman" w:hAnsi="Times New Roman" w:cs="Times New Roman"/>
+          <w:sz w:val="24"/>
+          <w:szCs w:val="24"/>
+        </w:rPr>
+        <w:t xml:space="preserve"> main </w:t>
+      </w:r>
+    </w:p>
+    <w:p>
+      <w:pPr>
+        <w:numPr>
+          <w:ilvl w:val="0"/>
+          <w:numId w:val="2"/>
+        </w:numPr>
+        <w:spacing w:before="100" w:beforeAutospacing="1" w:after="100" w:afterAutospacing="1" w:line="240" w:lineRule="auto"/>
+        <w:rPr>
+          <w:rFonts w:ascii="Times New Roman" w:eastAsia="Times New Roman" w:hAnsi="Times New Roman" w:cs="Times New Roman"/>
+          <w:sz w:val="24"/>
+          <w:szCs w:val="24"/>
+        </w:rPr>
+      </w:pPr>
+      <w:r>
+        <w:rPr>
+          <w:rFonts w:ascii="Times New Roman" w:eastAsia="Times New Roman" w:hAnsi="Times New Roman" w:cs="Times New Roman"/>
+          <w:b/>
+          <w:bCs/>
+          <w:sz w:val="24"/>
+          <w:szCs w:val="24"/>
+        </w:rPr>
+        <w:t>Platform:</w:t>
+      </w:r>
+      <w:r>
+        <w:rPr>
+          <w:rFonts w:ascii="Times New Roman" w:eastAsia="Times New Roman" w:hAnsi="Times New Roman" w:cs="Times New Roman"/>
+          <w:sz w:val="24"/>
+          <w:szCs w:val="24"/>
+        </w:rPr>
+        <w:t xml:space="preserve"> GitHub </w:t>
+      </w:r>
+    </w:p>
+    <w:p>
+      <w:pPr>
+        <w:spacing w:after="0" w:line="240" w:lineRule="auto"/>
+        <w:rPr>
+          <w:rFonts w:ascii="Times New Roman" w:eastAsia="Times New Roman" w:hAnsi="Times New Roman" w:cs="Times New Roman"/>
+          <w:sz w:val="24"/>
+          <w:szCs w:val="24"/>
+        </w:rPr>
+      </w:pPr>
+      <w:r>
+        <w:rPr>
+          <w:rFonts w:ascii="Times New Roman" w:eastAsia="Times New Roman" w:hAnsi="Times New Roman" w:cs="Times New Roman"/>
+          <w:sz w:val="24"/>
+          <w:szCs w:val="24"/>
+        </w:rPr>
+        <w:pict>
+          <v:rect id="_x0000_i1027" style="width:0;height:1.5pt" o:hralign="center" o:hrstd="t" o:hr="t" fillcolor="#a0a0a0" stroked="f"/>
+        </w:pict>
+      </w:r>
+    </w:p>
+    <w:p>
+      <w:pPr>
+        <w:spacing w:before="100" w:beforeAutospacing="1" w:after="100" w:afterAutospacing="1" w:line="240" w:lineRule="auto"/>
+        <w:outlineLvl w:val="0"/>
+        <w:rPr>
+          <w:rFonts w:ascii="Times New Roman" w:eastAsia="Times New Roman" w:hAnsi="Times New Roman" w:cs="Times New Roman"/>
+          <w:b/>
+          <w:bCs/>
+          <w:kern w:val="36"/>
+          <w:sz w:val="36"/>
+          <w:szCs w:val="36"/>
+        </w:rPr>
+      </w:pPr>
+      <w:r>
+        <w:rPr>
+          <w:rFonts w:ascii="Times New Roman" w:eastAsia="Times New Roman" w:hAnsi="Times New Roman" w:cs="Times New Roman"/>
+          <w:b/>
+          <w:bCs/>
+          <w:kern w:val="36"/>
+          <w:sz w:val="36"/>
+          <w:szCs w:val="36"/>
+        </w:rPr>
+        <w:t>4. Team Members</w:t>
+      </w:r>
+    </w:p>
+    <w:p>
+      <w:pPr>
+        <w:numPr>
+          <w:ilvl w:val="0"/>
+          <w:numId w:val="3"/>
+        </w:numPr>
+        <w:spacing w:before="100" w:beforeAutospacing="1" w:after="100" w:afterAutospacing="1" w:line="240" w:lineRule="auto"/>
+        <w:rPr>
+          <w:rFonts w:ascii="Times New Roman" w:eastAsia="Times New Roman" w:hAnsi="Times New Roman" w:cs="Times New Roman"/>
+          <w:sz w:val="24"/>
+          <w:szCs w:val="24"/>
+        </w:rPr>
+      </w:pPr>
+      <w:r>
+        <w:rPr>
+          <w:rFonts w:ascii="Times New Roman" w:eastAsia="Times New Roman" w:hAnsi="Times New Roman" w:cs="Times New Roman"/>
+          <w:sz w:val="24"/>
+          <w:szCs w:val="24"/>
+        </w:rPr>
+        <w:t xml:space="preserve">Maryam Suleiman </w:t>
+      </w:r>
+    </w:p>
+    <w:p>
+      <w:pPr>
+        <w:numPr>
+          <w:ilvl w:val="0"/>
+          <w:numId w:val="3"/>
+        </w:numPr>
+        <w:spacing w:before="100" w:beforeAutospacing="1" w:after="100" w:afterAutospacing="1" w:line="240" w:lineRule="auto"/>
+        <w:rPr>
+          <w:rFonts w:ascii="Times New Roman" w:eastAsia="Times New Roman" w:hAnsi="Times New Roman" w:cs="Times New Roman"/>
+          <w:sz w:val="24"/>
+          <w:szCs w:val="24"/>
+        </w:rPr>
+      </w:pPr>
+      <w:proofErr w:type="spellStart"/>
+      <w:r>
+        <w:rPr>
+          <w:rFonts w:ascii="Times New Roman" w:eastAsia="Times New Roman" w:hAnsi="Times New Roman" w:cs="Times New Roman"/>
+          <w:sz w:val="24"/>
+          <w:szCs w:val="24"/>
+        </w:rPr>
+        <w:t>Ziauddin</w:t>
+      </w:r>
+      <w:proofErr w:type="spellEnd"/>
+      <w:r>
+        <w:rPr>
+          <w:rFonts w:ascii="Times New Roman" w:eastAsia="Times New Roman" w:hAnsi="Times New Roman" w:cs="Times New Roman"/>
+          <w:sz w:val="24"/>
+          <w:szCs w:val="24"/>
+        </w:rPr>
+        <w:t xml:space="preserve"> </w:t>
+      </w:r>
+    </w:p>
+    <w:p>
+      <w:pPr>
+        <w:numPr>
+          <w:ilvl w:val="0"/>
+          <w:numId w:val="3"/>
+        </w:numPr>
+        <w:spacing w:before="100" w:beforeAutospacing="1" w:after="100" w:afterAutospacing="1" w:line="240" w:lineRule="auto"/>
+        <w:rPr>
+          <w:rFonts w:ascii="Times New Roman" w:eastAsia="Times New Roman" w:hAnsi="Times New Roman" w:cs="Times New Roman"/>
+          <w:sz w:val="24"/>
+          <w:szCs w:val="24"/>
+        </w:rPr>
+      </w:pPr>
+      <w:r>
+        <w:rPr>
+          <w:rFonts w:ascii="Times New Roman" w:eastAsia="Times New Roman" w:hAnsi="Times New Roman" w:cs="Times New Roman"/>
+          <w:sz w:val="24"/>
+          <w:szCs w:val="24"/>
+        </w:rPr>
+        <w:t xml:space="preserve">Aisha </w:t>
+      </w:r>
+    </w:p>
+    <w:p>
+      <w:pPr>
+        <w:spacing w:after="0" w:line="240" w:lineRule="auto"/>
+        <w:rPr>
+          <w:rFonts w:ascii="Times New Roman" w:eastAsia="Times New Roman" w:hAnsi="Times New Roman" w:cs="Times New Roman"/>
+          <w:sz w:val="24"/>
+          <w:szCs w:val="24"/>
+        </w:rPr>
+      </w:pPr>
+      <w:r>
+        <w:rPr>
+          <w:rFonts w:ascii="Times New Roman" w:eastAsia="Times New Roman" w:hAnsi="Times New Roman" w:cs="Times New Roman"/>
+          <w:sz w:val="24"/>
+          <w:szCs w:val="24"/>
+        </w:rPr>
+        <w:pict>
+          <v:rect id="_x0000_i1028" style="width:0;height:1.5pt" o:hralign="center" o:hrstd="t" o:hr="t" fillcolor="#a0a0a0" stroked="f"/>
+        </w:pict>
+      </w:r>
+    </w:p>
+    <w:p>
+      <w:pPr>
+        <w:spacing w:before="100" w:beforeAutospacing="1" w:after="100" w:afterAutospacing="1" w:line="240" w:lineRule="auto"/>
+        <w:outlineLvl w:val="0"/>
+        <w:rPr>
+          <w:rFonts w:ascii="Segoe UI Symbol" w:eastAsia="Times New Roman" w:hAnsi="Segoe UI Symbol" w:cs="Segoe UI Symbol"/>
+          <w:b/>
+          <w:bCs/>
+          <w:kern w:val="36"/>
+          <w:sz w:val="36"/>
+          <w:szCs w:val="36"/>
+        </w:rPr>
+      </w:pPr>
+    </w:p>
+    <w:p>
+      <w:pPr>
+        <w:spacing w:before="100" w:beforeAutospacing="1" w:after="100" w:afterAutospacing="1" w:line="240" w:lineRule="auto"/>
+        <w:outlineLvl w:val="0"/>
+        <w:rPr>
+          <w:rFonts w:ascii="Segoe UI Symbol" w:eastAsia="Times New Roman" w:hAnsi="Segoe UI Symbol" w:cs="Segoe UI Symbol"/>
+          <w:b/>
+          <w:bCs/>
+          <w:kern w:val="36"/>
+          <w:sz w:val="36"/>
+          <w:szCs w:val="36"/>
+        </w:rPr>
+      </w:pPr>
+    </w:p>
+    <w:p>
+      <w:pPr>
+        <w:spacing w:before="100" w:beforeAutospacing="1" w:after="100" w:afterAutospacing="1" w:line="240" w:lineRule="auto"/>
+        <w:outlineLvl w:val="0"/>
+        <w:rPr>
+          <w:rFonts w:ascii="Segoe UI Symbol" w:eastAsia="Times New Roman" w:hAnsi="Segoe UI Symbol" w:cs="Segoe UI Symbol"/>
+          <w:b/>
+          <w:bCs/>
+          <w:kern w:val="36"/>
+          <w:sz w:val="36"/>
+          <w:szCs w:val="36"/>
+        </w:rPr>
+      </w:pPr>
+    </w:p>
+    <w:p>
+      <w:pPr>
+        <w:spacing w:before="100" w:beforeAutospacing="1" w:after="100" w:afterAutospacing="1" w:line="240" w:lineRule="auto"/>
+        <w:outlineLvl w:val="0"/>
+        <w:rPr>
+          <w:rFonts w:ascii="Segoe UI Symbol" w:eastAsia="Times New Roman" w:hAnsi="Segoe UI Symbol" w:cs="Segoe UI Symbol"/>
+          <w:b/>
+          <w:bCs/>
+          <w:kern w:val="36"/>
+          <w:sz w:val="36"/>
+          <w:szCs w:val="36"/>
+        </w:rPr>
+      </w:pPr>
+    </w:p>
+    <w:p>
+      <w:pPr>
+        <w:spacing w:before="100" w:beforeAutospacing="1" w:after="100" w:afterAutospacing="1" w:line="240" w:lineRule="auto"/>
+        <w:outlineLvl w:val="0"/>
+        <w:rPr>
+          <w:rFonts w:ascii="Segoe UI Symbol" w:eastAsia="Times New Roman" w:hAnsi="Segoe UI Symbol" w:cs="Segoe UI Symbol"/>
+          <w:b/>
+          <w:bCs/>
+          <w:kern w:val="36"/>
+          <w:sz w:val="36"/>
+          <w:szCs w:val="36"/>
+        </w:rPr>
+      </w:pPr>
+    </w:p>
+    <w:p>
+      <w:pPr>
+        <w:spacing w:before="100" w:beforeAutospacing="1" w:after="100" w:afterAutospacing="1" w:line="240" w:lineRule="auto"/>
+        <w:outlineLvl w:val="0"/>
+        <w:rPr>
+          <w:rFonts w:ascii="Times New Roman" w:eastAsia="Times New Roman" w:hAnsi="Times New Roman" w:cs="Times New Roman"/>
+          <w:b/>
+          <w:bCs/>
+          <w:kern w:val="36"/>
+          <w:sz w:val="36"/>
+          <w:szCs w:val="36"/>
+        </w:rPr>
+      </w:pPr>
+      <w:r>
+        <w:rPr>
+          <w:rFonts w:ascii="Times New Roman" w:eastAsia="Times New Roman" w:hAnsi="Times New Roman" w:cs="Times New Roman"/>
+          <w:b/>
+          <w:bCs/>
+          <w:kern w:val="36"/>
+          <w:sz w:val="36"/>
+          <w:szCs w:val="36"/>
+        </w:rPr>
+        <w:lastRenderedPageBreak/>
+        <w:t xml:space="preserve"> 5. Version Control History</w:t>
+      </w:r>
+    </w:p>
+    <w:tbl>
+      <w:tblPr>
+        <w:tblStyle w:val="GridTable4-Accent5"/>
+        <w:tblW w:w="0" w:type="auto"/>
+        <w:tblLook w:val="04A0" w:firstRow="1" w:lastRow="0" w:firstColumn="1" w:lastColumn="0" w:noHBand="0" w:noVBand="1"/>
+      </w:tblPr>
+      <w:tblGrid>
+        <w:gridCol w:w="1016"/>
+        <w:gridCol w:w="1696"/>
+        <w:gridCol w:w="4663"/>
+        <w:gridCol w:w="1530"/>
+        <w:gridCol w:w="1885"/>
+      </w:tblGrid>
+      <w:tr>
+        <w:trPr>
+          <w:cnfStyle w:val="100000000000" w:firstRow="1" w:lastRow="0" w:firstColumn="0" w:lastColumn="0" w:oddVBand="0" w:evenVBand="0" w:oddHBand="0" w:evenHBand="0" w:firstRowFirstColumn="0" w:firstRowLastColumn="0" w:lastRowFirstColumn="0" w:lastRowLastColumn="0"/>
+        </w:trPr>
+        <w:tc>
+          <w:tcPr>
+            <w:cnfStyle w:val="001000000000" w:firstRow="0" w:lastRow="0" w:firstColumn="1" w:lastColumn="0" w:oddVBand="0" w:evenVBand="0" w:oddHBand="0" w:evenHBand="0" w:firstRowFirstColumn="0" w:firstRowLastColumn="0" w:lastRowFirstColumn="0" w:lastRowLastColumn="0"/>
+            <w:tcW w:w="1016" w:type="dxa"/>
+            <w:hideMark/>
+          </w:tcPr>
+          <w:p>
+            <w:pPr>
+              <w:spacing w:after="0" w:line="240" w:lineRule="auto"/>
+              <w:jc w:val="center"/>
+              <w:rPr>
+                <w:rFonts w:ascii="Times New Roman" w:eastAsia="Times New Roman" w:hAnsi="Times New Roman" w:cs="Times New Roman"/>
+                <w:sz w:val="24"/>
+                <w:szCs w:val="24"/>
+              </w:rPr>
+            </w:pPr>
+            <w:r>
+              <w:rPr>
+                <w:rFonts w:ascii="Times New Roman" w:eastAsia="Times New Roman" w:hAnsi="Times New Roman" w:cs="Times New Roman"/>
+                <w:sz w:val="24"/>
+                <w:szCs w:val="24"/>
+              </w:rPr>
+              <w:t>Version</w:t>
+            </w:r>
+          </w:p>
+        </w:tc>
+        <w:tc>
+          <w:tcPr>
+            <w:tcW w:w="1696" w:type="dxa"/>
+            <w:hideMark/>
+          </w:tcPr>
+          <w:p>
+            <w:pPr>
+              <w:spacing w:after="0" w:line="240" w:lineRule="auto"/>
+              <w:jc w:val="center"/>
+              <w:cnfStyle w:val="100000000000" w:firstRow="1" w:lastRow="0" w:firstColumn="0" w:lastColumn="0" w:oddVBand="0" w:evenVBand="0" w:oddHBand="0" w:evenHBand="0" w:firstRowFirstColumn="0" w:firstRowLastColumn="0" w:lastRowFirstColumn="0" w:lastRowLastColumn="0"/>
+              <w:rPr>
+                <w:rFonts w:ascii="Times New Roman" w:eastAsia="Times New Roman" w:hAnsi="Times New Roman" w:cs="Times New Roman"/>
+                <w:sz w:val="24"/>
+                <w:szCs w:val="24"/>
+              </w:rPr>
+            </w:pPr>
+            <w:r>
+              <w:rPr>
+                <w:rFonts w:ascii="Times New Roman" w:eastAsia="Times New Roman" w:hAnsi="Times New Roman" w:cs="Times New Roman"/>
+                <w:sz w:val="24"/>
+                <w:szCs w:val="24"/>
+              </w:rPr>
+              <w:t>Milestone</w:t>
+            </w:r>
+          </w:p>
+        </w:tc>
+        <w:tc>
+          <w:tcPr>
+            <w:tcW w:w="4663" w:type="dxa"/>
+          </w:tcPr>
+          <w:p>
+            <w:pPr>
+              <w:spacing w:after="0" w:line="240" w:lineRule="auto"/>
+              <w:jc w:val="center"/>
+              <w:cnfStyle w:val="100000000000" w:firstRow="1" w:lastRow="0" w:firstColumn="0" w:lastColumn="0" w:oddVBand="0" w:evenVBand="0" w:oddHBand="0" w:evenHBand="0" w:firstRowFirstColumn="0" w:firstRowLastColumn="0" w:lastRowFirstColumn="0" w:lastRowLastColumn="0"/>
+              <w:rPr>
+                <w:rFonts w:ascii="Times New Roman" w:eastAsia="Times New Roman" w:hAnsi="Times New Roman" w:cs="Times New Roman"/>
+                <w:b w:val="0"/>
+                <w:bCs w:val="0"/>
+                <w:sz w:val="24"/>
+                <w:szCs w:val="24"/>
+              </w:rPr>
+            </w:pPr>
+            <w:r>
+              <w:rPr>
+                <w:rFonts w:ascii="Times New Roman" w:eastAsia="Times New Roman" w:hAnsi="Times New Roman" w:cs="Times New Roman"/>
+                <w:b w:val="0"/>
+                <w:bCs w:val="0"/>
+                <w:sz w:val="24"/>
+                <w:szCs w:val="24"/>
+              </w:rPr>
+              <w:t>Description</w:t>
+            </w:r>
+          </w:p>
+        </w:tc>
+        <w:tc>
+          <w:tcPr>
+            <w:tcW w:w="1530" w:type="dxa"/>
+            <w:hideMark/>
+          </w:tcPr>
+          <w:p>
+            <w:pPr>
+              <w:spacing w:after="0" w:line="240" w:lineRule="auto"/>
+              <w:jc w:val="center"/>
+              <w:cnfStyle w:val="100000000000" w:firstRow="1" w:lastRow="0" w:firstColumn="0" w:lastColumn="0" w:oddVBand="0" w:evenVBand="0" w:oddHBand="0" w:evenHBand="0" w:firstRowFirstColumn="0" w:firstRowLastColumn="0" w:lastRowFirstColumn="0" w:lastRowLastColumn="0"/>
+              <w:rPr>
+                <w:rFonts w:ascii="Times New Roman" w:eastAsia="Times New Roman" w:hAnsi="Times New Roman" w:cs="Times New Roman"/>
+                <w:sz w:val="24"/>
+                <w:szCs w:val="24"/>
+              </w:rPr>
+            </w:pPr>
+            <w:r>
+              <w:rPr>
+                <w:rFonts w:ascii="Times New Roman" w:eastAsia="Times New Roman" w:hAnsi="Times New Roman" w:cs="Times New Roman"/>
+                <w:sz w:val="24"/>
+                <w:szCs w:val="24"/>
+              </w:rPr>
+              <w:t>Date</w:t>
+            </w:r>
+          </w:p>
+        </w:tc>
+        <w:tc>
+          <w:tcPr>
+            <w:tcW w:w="1885" w:type="dxa"/>
+            <w:hideMark/>
+          </w:tcPr>
+          <w:p>
+            <w:pPr>
+              <w:spacing w:after="0" w:line="240" w:lineRule="auto"/>
+              <w:jc w:val="center"/>
+              <w:cnfStyle w:val="100000000000" w:firstRow="1" w:lastRow="0" w:firstColumn="0" w:lastColumn="0" w:oddVBand="0" w:evenVBand="0" w:oddHBand="0" w:evenHBand="0" w:firstRowFirstColumn="0" w:firstRowLastColumn="0" w:lastRowFirstColumn="0" w:lastRowLastColumn="0"/>
+              <w:rPr>
+                <w:rFonts w:ascii="Times New Roman" w:eastAsia="Times New Roman" w:hAnsi="Times New Roman" w:cs="Times New Roman"/>
+                <w:sz w:val="24"/>
+                <w:szCs w:val="24"/>
+              </w:rPr>
+            </w:pPr>
+            <w:r>
+              <w:rPr>
+                <w:rFonts w:ascii="Times New Roman" w:eastAsia="Times New Roman" w:hAnsi="Times New Roman" w:cs="Times New Roman"/>
+                <w:sz w:val="24"/>
+                <w:szCs w:val="24"/>
+              </w:rPr>
+              <w:t>Remarks</w:t>
+            </w:r>
+          </w:p>
+        </w:tc>
+      </w:tr>
+      <w:tr>
+        <w:trPr>
+          <w:cnfStyle w:val="000000100000" w:firstRow="0" w:lastRow="0" w:firstColumn="0" w:lastColumn="0" w:oddVBand="0" w:evenVBand="0" w:oddHBand="1" w:evenHBand="0" w:firstRowFirstColumn="0" w:firstRowLastColumn="0" w:lastRowFirstColumn="0" w:lastRowLastColumn="0"/>
+        </w:trPr>
+        <w:tc>
+          <w:tcPr>
+            <w:cnfStyle w:val="001000000000" w:firstRow="0" w:lastRow="0" w:firstColumn="1" w:lastColumn="0" w:oddVBand="0" w:evenVBand="0" w:oddHBand="0" w:evenHBand="0" w:firstRowFirstColumn="0" w:firstRowLastColumn="0" w:lastRowFirstColumn="0" w:lastRowLastColumn="0"/>
+            <w:tcW w:w="1016" w:type="dxa"/>
+            <w:hideMark/>
+          </w:tcPr>
+          <w:p>
+            <w:pPr>
+              <w:spacing w:after="0" w:line="240" w:lineRule="auto"/>
+              <w:rPr>
+                <w:rFonts w:ascii="Times New Roman" w:eastAsia="Times New Roman" w:hAnsi="Times New Roman" w:cs="Times New Roman"/>
+                <w:sz w:val="24"/>
+                <w:szCs w:val="24"/>
+              </w:rPr>
+            </w:pPr>
+            <w:r>
+              <w:rPr>
+                <w:rFonts w:ascii="Times New Roman" w:eastAsia="Times New Roman" w:hAnsi="Times New Roman" w:cs="Times New Roman"/>
+                <w:sz w:val="24"/>
+                <w:szCs w:val="24"/>
+              </w:rPr>
+              <w:t>v1.0</w:t>
+            </w:r>
+          </w:p>
+        </w:tc>
+        <w:tc>
+          <w:tcPr>
+            <w:tcW w:w="1696" w:type="dxa"/>
+            <w:hideMark/>
+          </w:tcPr>
+          <w:p>
+            <w:pPr>
+              <w:spacing w:after="0" w:line="240" w:lineRule="auto"/>
+              <w:cnfStyle w:val="000000100000" w:firstRow="0" w:lastRow="0" w:firstColumn="0" w:lastColumn="0" w:oddVBand="0" w:evenVBand="0" w:oddHBand="1" w:evenHBand="0" w:firstRowFirstColumn="0" w:firstRowLastColumn="0" w:lastRowFirstColumn="0" w:lastRowLastColumn="0"/>
+              <w:rPr>
+                <w:rFonts w:ascii="Times New Roman" w:eastAsia="Times New Roman" w:hAnsi="Times New Roman" w:cs="Times New Roman"/>
+                <w:sz w:val="24"/>
+                <w:szCs w:val="24"/>
+              </w:rPr>
+            </w:pPr>
+            <w:r>
+              <w:rPr>
+                <w:rFonts w:ascii="Times New Roman" w:eastAsia="Times New Roman" w:hAnsi="Times New Roman" w:cs="Times New Roman"/>
+                <w:sz w:val="24"/>
+                <w:szCs w:val="24"/>
+              </w:rPr>
+              <w:t>Project Initialization</w:t>
+            </w:r>
+          </w:p>
+        </w:tc>
+        <w:tc>
+          <w:tcPr>
+            <w:tcW w:w="4663" w:type="dxa"/>
+          </w:tcPr>
+          <w:p>
+            <w:pPr>
+              <w:spacing w:after="0" w:line="240" w:lineRule="auto"/>
+              <w:cnfStyle w:val="000000100000" w:firstRow="0" w:lastRow="0" w:firstColumn="0" w:lastColumn="0" w:oddVBand="0" w:evenVBand="0" w:oddHBand="1" w:evenHBand="0" w:firstRowFirstColumn="0" w:firstRowLastColumn="0" w:lastRowFirstColumn="0" w:lastRowLastColumn="0"/>
+              <w:rPr>
+                <w:rFonts w:ascii="Times New Roman" w:eastAsia="Times New Roman" w:hAnsi="Times New Roman" w:cs="Times New Roman"/>
+                <w:sz w:val="24"/>
+                <w:szCs w:val="24"/>
+              </w:rPr>
+            </w:pPr>
+            <w:r>
+              <w:rPr>
+                <w:rFonts w:ascii="Times New Roman" w:eastAsia="Times New Roman" w:hAnsi="Times New Roman" w:cs="Times New Roman"/>
+                <w:sz w:val="24"/>
+                <w:szCs w:val="24"/>
+              </w:rPr>
+              <w:t xml:space="preserve">Created project folder structure and initialized </w:t>
+            </w:r>
+            <w:proofErr w:type="spellStart"/>
+            <w:r>
+              <w:rPr>
+                <w:rFonts w:ascii="Times New Roman" w:eastAsia="Times New Roman" w:hAnsi="Times New Roman" w:cs="Times New Roman"/>
+                <w:sz w:val="24"/>
+                <w:szCs w:val="24"/>
+              </w:rPr>
+              <w:t>Git</w:t>
+            </w:r>
+            <w:proofErr w:type="spellEnd"/>
+            <w:r>
+              <w:rPr>
+                <w:rFonts w:ascii="Times New Roman" w:eastAsia="Times New Roman" w:hAnsi="Times New Roman" w:cs="Times New Roman"/>
+                <w:sz w:val="24"/>
+                <w:szCs w:val="24"/>
+              </w:rPr>
+              <w:t xml:space="preserve"> repository</w:t>
+            </w:r>
+          </w:p>
+        </w:tc>
+        <w:tc>
+          <w:tcPr>
+            <w:tcW w:w="1530" w:type="dxa"/>
+            <w:hideMark/>
+          </w:tcPr>
+          <w:p>
+            <w:pPr>
+              <w:spacing w:after="0" w:line="240" w:lineRule="auto"/>
+              <w:cnfStyle w:val="000000100000" w:firstRow="0" w:lastRow="0" w:firstColumn="0" w:lastColumn="0" w:oddVBand="0" w:evenVBand="0" w:oddHBand="1" w:evenHBand="0" w:firstRowFirstColumn="0" w:firstRowLastColumn="0" w:lastRowFirstColumn="0" w:lastRowLastColumn="0"/>
+              <w:rPr>
+                <w:rFonts w:ascii="Times New Roman" w:eastAsia="Times New Roman" w:hAnsi="Times New Roman" w:cs="Times New Roman"/>
+                <w:sz w:val="24"/>
+                <w:szCs w:val="24"/>
+              </w:rPr>
+            </w:pPr>
+            <w:r>
+              <w:rPr>
+                <w:rFonts w:ascii="Times New Roman" w:eastAsia="Times New Roman" w:hAnsi="Times New Roman" w:cs="Times New Roman"/>
+                <w:sz w:val="24"/>
+                <w:szCs w:val="24"/>
+              </w:rPr>
+              <w:t>14</w:t>
+            </w:r>
+            <w:r>
+              <w:rPr>
+                <w:rFonts w:ascii="Times New Roman" w:eastAsia="Times New Roman" w:hAnsi="Times New Roman" w:cs="Times New Roman"/>
+                <w:sz w:val="24"/>
+                <w:szCs w:val="24"/>
+              </w:rPr>
+              <w:t>-04-2026</w:t>
+            </w:r>
+          </w:p>
+        </w:tc>
+        <w:tc>
+          <w:tcPr>
+            <w:tcW w:w="1885" w:type="dxa"/>
+          </w:tcPr>
+          <w:p>
+            <w:pPr>
+              <w:spacing w:after="0" w:line="240" w:lineRule="auto"/>
+              <w:cnfStyle w:val="000000100000" w:firstRow="0" w:lastRow="0" w:firstColumn="0" w:lastColumn="0" w:oddVBand="0" w:evenVBand="0" w:oddHBand="1" w:evenHBand="0" w:firstRowFirstColumn="0" w:firstRowLastColumn="0" w:lastRowFirstColumn="0" w:lastRowLastColumn="0"/>
+              <w:rPr>
+                <w:rFonts w:ascii="Times New Roman" w:eastAsia="Times New Roman" w:hAnsi="Times New Roman" w:cs="Times New Roman"/>
+                <w:sz w:val="24"/>
+                <w:szCs w:val="24"/>
+              </w:rPr>
+            </w:pPr>
+          </w:p>
+        </w:tc>
+      </w:tr>
+      <w:tr>
+        <w:tc>
+          <w:tcPr>
+            <w:cnfStyle w:val="001000000000" w:firstRow="0" w:lastRow="0" w:firstColumn="1" w:lastColumn="0" w:oddVBand="0" w:evenVBand="0" w:oddHBand="0" w:evenHBand="0" w:firstRowFirstColumn="0" w:firstRowLastColumn="0" w:lastRowFirstColumn="0" w:lastRowLastColumn="0"/>
+            <w:tcW w:w="1016" w:type="dxa"/>
+            <w:hideMark/>
+          </w:tcPr>
+          <w:p>
+            <w:pPr>
+              <w:spacing w:after="0" w:line="240" w:lineRule="auto"/>
+              <w:rPr>
+                <w:rFonts w:ascii="Times New Roman" w:eastAsia="Times New Roman" w:hAnsi="Times New Roman" w:cs="Times New Roman"/>
+                <w:sz w:val="24"/>
+                <w:szCs w:val="24"/>
+              </w:rPr>
+            </w:pPr>
+            <w:r>
+              <w:rPr>
+                <w:rFonts w:ascii="Times New Roman" w:eastAsia="Times New Roman" w:hAnsi="Times New Roman" w:cs="Times New Roman"/>
+                <w:sz w:val="24"/>
+                <w:szCs w:val="24"/>
+              </w:rPr>
+              <w:t>v1.1</w:t>
+            </w:r>
+          </w:p>
+        </w:tc>
+        <w:tc>
+          <w:tcPr>
+            <w:tcW w:w="1696" w:type="dxa"/>
+            <w:hideMark/>
+          </w:tcPr>
+          <w:p>
+            <w:pPr>
+              <w:spacing w:after="0" w:line="240" w:lineRule="auto"/>
+              <w:cnfStyle w:val="000000000000" w:firstRow="0" w:lastRow="0" w:firstColumn="0" w:lastColumn="0" w:oddVBand="0" w:evenVBand="0" w:oddHBand="0" w:evenHBand="0" w:firstRowFirstColumn="0" w:firstRowLastColumn="0" w:lastRowFirstColumn="0" w:lastRowLastColumn="0"/>
+              <w:rPr>
+                <w:rFonts w:ascii="Times New Roman" w:eastAsia="Times New Roman" w:hAnsi="Times New Roman" w:cs="Times New Roman"/>
+                <w:sz w:val="24"/>
+                <w:szCs w:val="24"/>
+              </w:rPr>
+            </w:pPr>
+            <w:r>
+              <w:rPr>
+                <w:rFonts w:ascii="Times New Roman" w:eastAsia="Times New Roman" w:hAnsi="Times New Roman" w:cs="Times New Roman"/>
+                <w:sz w:val="24"/>
+                <w:szCs w:val="24"/>
+              </w:rPr>
+              <w:t>Database Design</w:t>
+            </w:r>
+            <w:r>
+              <w:rPr>
+                <w:rFonts w:ascii="Times New Roman" w:eastAsia="Times New Roman" w:hAnsi="Times New Roman" w:cs="Times New Roman"/>
+                <w:sz w:val="24"/>
+                <w:szCs w:val="24"/>
+              </w:rPr>
+              <w:t xml:space="preserve"> and ER Diagram</w:t>
+            </w:r>
+          </w:p>
+        </w:tc>
+        <w:tc>
+          <w:tcPr>
+            <w:tcW w:w="4663" w:type="dxa"/>
+          </w:tcPr>
+          <w:p>
+            <w:pPr>
+              <w:spacing w:after="0" w:line="240" w:lineRule="auto"/>
+              <w:cnfStyle w:val="000000000000" w:firstRow="0" w:lastRow="0" w:firstColumn="0" w:lastColumn="0" w:oddVBand="0" w:evenVBand="0" w:oddHBand="0" w:evenHBand="0" w:firstRowFirstColumn="0" w:firstRowLastColumn="0" w:lastRowFirstColumn="0" w:lastRowLastColumn="0"/>
+              <w:rPr>
+                <w:rFonts w:ascii="Times New Roman" w:eastAsia="Times New Roman" w:hAnsi="Times New Roman" w:cs="Times New Roman"/>
+                <w:sz w:val="24"/>
+                <w:szCs w:val="24"/>
+              </w:rPr>
+            </w:pPr>
+            <w:r>
+              <w:rPr>
+                <w:rFonts w:ascii="Times New Roman" w:eastAsia="Times New Roman" w:hAnsi="Times New Roman" w:cs="Times New Roman"/>
+                <w:sz w:val="24"/>
+                <w:szCs w:val="24"/>
+              </w:rPr>
+              <w:t>Designed MySQL schema and created required tables</w:t>
+            </w:r>
+            <w:r>
+              <w:rPr>
+                <w:rFonts w:ascii="Times New Roman" w:eastAsia="Times New Roman" w:hAnsi="Times New Roman" w:cs="Times New Roman"/>
+                <w:sz w:val="24"/>
+                <w:szCs w:val="24"/>
+              </w:rPr>
+              <w:t xml:space="preserve">, </w:t>
+            </w:r>
+            <w:r>
+              <w:rPr>
+                <w:rFonts w:ascii="Times New Roman" w:eastAsia="Times New Roman" w:hAnsi="Times New Roman" w:cs="Times New Roman"/>
+                <w:sz w:val="24"/>
+                <w:szCs w:val="24"/>
+              </w:rPr>
+              <w:t xml:space="preserve">Created and added ER diagram using </w:t>
+            </w:r>
+            <w:proofErr w:type="spellStart"/>
+            <w:r>
+              <w:rPr>
+                <w:rFonts w:ascii="Times New Roman" w:eastAsia="Times New Roman" w:hAnsi="Times New Roman" w:cs="Times New Roman"/>
+                <w:sz w:val="24"/>
+                <w:szCs w:val="24"/>
+              </w:rPr>
+              <w:t>Lucidchart</w:t>
+            </w:r>
+            <w:proofErr w:type="spellEnd"/>
+          </w:p>
+        </w:tc>
+        <w:tc>
+          <w:tcPr>
+            <w:tcW w:w="1530" w:type="dxa"/>
+            <w:hideMark/>
+          </w:tcPr>
+          <w:p>
+            <w:pPr>
+              <w:spacing w:after="0" w:line="240" w:lineRule="auto"/>
+              <w:cnfStyle w:val="000000000000" w:firstRow="0" w:lastRow="0" w:firstColumn="0" w:lastColumn="0" w:oddVBand="0" w:evenVBand="0" w:oddHBand="0" w:evenHBand="0" w:firstRowFirstColumn="0" w:firstRowLastColumn="0" w:lastRowFirstColumn="0" w:lastRowLastColumn="0"/>
+              <w:rPr>
+                <w:rFonts w:ascii="Times New Roman" w:eastAsia="Times New Roman" w:hAnsi="Times New Roman" w:cs="Times New Roman"/>
+                <w:sz w:val="24"/>
+                <w:szCs w:val="24"/>
+              </w:rPr>
+            </w:pPr>
+            <w:r>
+              <w:rPr>
+                <w:rFonts w:ascii="Times New Roman" w:eastAsia="Times New Roman" w:hAnsi="Times New Roman" w:cs="Times New Roman"/>
+                <w:sz w:val="24"/>
+                <w:szCs w:val="24"/>
+              </w:rPr>
+              <w:t>23</w:t>
+            </w:r>
+            <w:r>
+              <w:rPr>
+                <w:rFonts w:ascii="Times New Roman" w:eastAsia="Times New Roman" w:hAnsi="Times New Roman" w:cs="Times New Roman"/>
+                <w:sz w:val="24"/>
+                <w:szCs w:val="24"/>
+              </w:rPr>
+              <w:t>-04-2026</w:t>
+            </w:r>
+          </w:p>
+        </w:tc>
+        <w:tc>
+          <w:tcPr>
+            <w:tcW w:w="1885" w:type="dxa"/>
+          </w:tcPr>
+          <w:p>
+            <w:pPr>
+              <w:spacing w:after="0" w:line="240" w:lineRule="auto"/>
+              <w:cnfStyle w:val="000000000000" w:firstRow="0" w:lastRow="0" w:firstColumn="0" w:lastColumn="0" w:oddVBand="0" w:evenVBand="0" w:oddHBand="0" w:evenHBand="0" w:firstRowFirstColumn="0" w:firstRowLastColumn="0" w:lastRowFirstColumn="0" w:lastRowLastColumn="0"/>
+              <w:rPr>
+                <w:rFonts w:ascii="Times New Roman" w:eastAsia="Times New Roman" w:hAnsi="Times New Roman" w:cs="Times New Roman"/>
+                <w:sz w:val="24"/>
+                <w:szCs w:val="24"/>
+              </w:rPr>
+            </w:pPr>
+          </w:p>
+        </w:tc>
+      </w:tr>
+      <w:tr>
+        <w:trPr>
+          <w:cnfStyle w:val="000000100000" w:firstRow="0" w:lastRow="0" w:firstColumn="0" w:lastColumn="0" w:oddVBand="0" w:evenVBand="0" w:oddHBand="1" w:evenHBand="0" w:firstRowFirstColumn="0" w:firstRowLastColumn="0" w:lastRowFirstColumn="0" w:lastRowLastColumn="0"/>
+        </w:trPr>
+        <w:tc>
+          <w:tcPr>
+            <w:cnfStyle w:val="001000000000" w:firstRow="0" w:lastRow="0" w:firstColumn="1" w:lastColumn="0" w:oddVBand="0" w:evenVBand="0" w:oddHBand="0" w:evenHBand="0" w:firstRowFirstColumn="0" w:firstRowLastColumn="0" w:lastRowFirstColumn="0" w:lastRowLastColumn="0"/>
+            <w:tcW w:w="1016" w:type="dxa"/>
+          </w:tcPr>
+          <w:p>
+            <w:pPr>
+              <w:spacing w:after="0" w:line="240" w:lineRule="auto"/>
+              <w:rPr>
+                <w:rFonts w:ascii="Times New Roman" w:eastAsia="Times New Roman" w:hAnsi="Times New Roman" w:cs="Times New Roman"/>
+                <w:sz w:val="24"/>
+                <w:szCs w:val="24"/>
+              </w:rPr>
+            </w:pPr>
+          </w:p>
+        </w:tc>
+        <w:tc>
+          <w:tcPr>
+            <w:tcW w:w="1696" w:type="dxa"/>
+          </w:tcPr>
+          <w:p>
+            <w:pPr>
+              <w:spacing w:after="0" w:line="240" w:lineRule="auto"/>
+              <w:cnfStyle w:val="000000100000" w:firstRow="0" w:lastRow="0" w:firstColumn="0" w:lastColumn="0" w:oddVBand="0" w:evenVBand="0" w:oddHBand="1" w:evenHBand="0" w:firstRowFirstColumn="0" w:firstRowLastColumn="0" w:lastRowFirstColumn="0" w:lastRowLastColumn="0"/>
+              <w:rPr>
+                <w:rFonts w:ascii="Times New Roman" w:eastAsia="Times New Roman" w:hAnsi="Times New Roman" w:cs="Times New Roman"/>
+                <w:sz w:val="24"/>
+                <w:szCs w:val="24"/>
+              </w:rPr>
+            </w:pPr>
+          </w:p>
+        </w:tc>
+        <w:tc>
+          <w:tcPr>
+            <w:tcW w:w="4663" w:type="dxa"/>
+          </w:tcPr>
+          <w:p>
+            <w:pPr>
+              <w:spacing w:after="0" w:line="240" w:lineRule="auto"/>
+              <w:cnfStyle w:val="000000100000" w:firstRow="0" w:lastRow="0" w:firstColumn="0" w:lastColumn="0" w:oddVBand="0" w:evenVBand="0" w:oddHBand="1" w:evenHBand="0" w:firstRowFirstColumn="0" w:firstRowLastColumn="0" w:lastRowFirstColumn="0" w:lastRowLastColumn="0"/>
+              <w:rPr>
+                <w:rFonts w:ascii="Times New Roman" w:eastAsia="Times New Roman" w:hAnsi="Times New Roman" w:cs="Times New Roman"/>
+                <w:sz w:val="24"/>
+                <w:szCs w:val="24"/>
+              </w:rPr>
+            </w:pPr>
+          </w:p>
+        </w:tc>
+        <w:tc>
+          <w:tcPr>
+            <w:tcW w:w="1530" w:type="dxa"/>
+          </w:tcPr>
+          <w:p>
+            <w:pPr>
+              <w:spacing w:after="0" w:line="240" w:lineRule="auto"/>
+              <w:cnfStyle w:val="000000100000" w:firstRow="0" w:lastRow="0" w:firstColumn="0" w:lastColumn="0" w:oddVBand="0" w:evenVBand="0" w:oddHBand="1" w:evenHBand="0" w:firstRowFirstColumn="0" w:firstRowLastColumn="0" w:lastRowFirstColumn="0" w:lastRowLastColumn="0"/>
+              <w:rPr>
+                <w:rFonts w:ascii="Times New Roman" w:eastAsia="Times New Roman" w:hAnsi="Times New Roman" w:cs="Times New Roman"/>
+                <w:sz w:val="24"/>
+                <w:szCs w:val="24"/>
+              </w:rPr>
+            </w:pPr>
+          </w:p>
+        </w:tc>
+        <w:tc>
+          <w:tcPr>
+            <w:tcW w:w="1885" w:type="dxa"/>
+          </w:tcPr>
+          <w:p>
+            <w:pPr>
+              <w:spacing w:after="0" w:line="240" w:lineRule="auto"/>
+              <w:cnfStyle w:val="000000100000" w:firstRow="0" w:lastRow="0" w:firstColumn="0" w:lastColumn="0" w:oddVBand="0" w:evenVBand="0" w:oddHBand="1" w:evenHBand="0" w:firstRowFirstColumn="0" w:firstRowLastColumn="0" w:lastRowFirstColumn="0" w:lastRowLastColumn="0"/>
+              <w:rPr>
+                <w:rFonts w:ascii="Times New Roman" w:eastAsia="Times New Roman" w:hAnsi="Times New Roman" w:cs="Times New Roman"/>
+                <w:sz w:val="24"/>
+                <w:szCs w:val="24"/>
+              </w:rPr>
+            </w:pPr>
+          </w:p>
+        </w:tc>
+      </w:tr>
+      <w:tr>
+        <w:tc>
+          <w:tcPr>
+            <w:cnfStyle w:val="001000000000" w:firstRow="0" w:lastRow="0" w:firstColumn="1" w:lastColumn="0" w:oddVBand="0" w:evenVBand="0" w:oddHBand="0" w:evenHBand="0" w:firstRowFirstColumn="0" w:firstRowLastColumn="0" w:lastRowFirstColumn="0" w:lastRowLastColumn="0"/>
+            <w:tcW w:w="1016" w:type="dxa"/>
+          </w:tcPr>
+          <w:p>
+            <w:pPr>
+              <w:spacing w:after="0" w:line="240" w:lineRule="auto"/>
+              <w:rPr>
+                <w:rFonts w:ascii="Times New Roman" w:eastAsia="Times New Roman" w:hAnsi="Times New Roman" w:cs="Times New Roman"/>
+                <w:sz w:val="24"/>
+                <w:szCs w:val="24"/>
+              </w:rPr>
+            </w:pPr>
+          </w:p>
+        </w:tc>
+        <w:tc>
+          <w:tcPr>
+            <w:tcW w:w="1696" w:type="dxa"/>
+          </w:tcPr>
+          <w:p>
+            <w:pPr>
+              <w:spacing w:after="0" w:line="240" w:lineRule="auto"/>
+              <w:cnfStyle w:val="000000000000" w:firstRow="0" w:lastRow="0" w:firstColumn="0" w:lastColumn="0" w:oddVBand="0" w:evenVBand="0" w:oddHBand="0" w:evenHBand="0" w:firstRowFirstColumn="0" w:firstRowLastColumn="0" w:lastRowFirstColumn="0" w:lastRowLastColumn="0"/>
+              <w:rPr>
+                <w:rFonts w:ascii="Times New Roman" w:eastAsia="Times New Roman" w:hAnsi="Times New Roman" w:cs="Times New Roman"/>
+                <w:sz w:val="24"/>
+                <w:szCs w:val="24"/>
+              </w:rPr>
+            </w:pPr>
+          </w:p>
+        </w:tc>
+        <w:tc>
+          <w:tcPr>
+            <w:tcW w:w="4663" w:type="dxa"/>
+          </w:tcPr>
+          <w:p>
+            <w:pPr>
+              <w:spacing w:after="0" w:line="240" w:lineRule="auto"/>
+              <w:cnfStyle w:val="000000000000" w:firstRow="0" w:lastRow="0" w:firstColumn="0" w:lastColumn="0" w:oddVBand="0" w:evenVBand="0" w:oddHBand="0" w:evenHBand="0" w:firstRowFirstColumn="0" w:firstRowLastColumn="0" w:lastRowFirstColumn="0" w:lastRowLastColumn="0"/>
+              <w:rPr>
+                <w:rFonts w:ascii="Times New Roman" w:eastAsia="Times New Roman" w:hAnsi="Times New Roman" w:cs="Times New Roman"/>
+                <w:sz w:val="24"/>
+                <w:szCs w:val="24"/>
+              </w:rPr>
+            </w:pPr>
+          </w:p>
+        </w:tc>
+        <w:tc>
+          <w:tcPr>
+            <w:tcW w:w="1530" w:type="dxa"/>
+          </w:tcPr>
+          <w:p>
+            <w:pPr>
+              <w:spacing w:after="0" w:line="240" w:lineRule="auto"/>
+              <w:cnfStyle w:val="000000000000" w:firstRow="0" w:lastRow="0" w:firstColumn="0" w:lastColumn="0" w:oddVBand="0" w:evenVBand="0" w:oddHBand="0" w:evenHBand="0" w:firstRowFirstColumn="0" w:firstRowLastColumn="0" w:lastRowFirstColumn="0" w:lastRowLastColumn="0"/>
+              <w:rPr>
+                <w:rFonts w:ascii="Times New Roman" w:eastAsia="Times New Roman" w:hAnsi="Times New Roman" w:cs="Times New Roman"/>
+                <w:sz w:val="24"/>
+                <w:szCs w:val="24"/>
+              </w:rPr>
+            </w:pPr>
+          </w:p>
+        </w:tc>
+        <w:tc>
+          <w:tcPr>
+            <w:tcW w:w="1885" w:type="dxa"/>
+          </w:tcPr>
+          <w:p>
+            <w:pPr>
+              <w:spacing w:after="0" w:line="240" w:lineRule="auto"/>
+              <w:cnfStyle w:val="000000000000" w:firstRow="0" w:lastRow="0" w:firstColumn="0" w:lastColumn="0" w:oddVBand="0" w:evenVBand="0" w:oddHBand="0" w:evenHBand="0" w:firstRowFirstColumn="0" w:firstRowLastColumn="0" w:lastRowFirstColumn="0" w:lastRowLastColumn="0"/>
+              <w:rPr>
+                <w:rFonts w:ascii="Times New Roman" w:eastAsia="Times New Roman" w:hAnsi="Times New Roman" w:cs="Times New Roman"/>
+                <w:sz w:val="24"/>
+                <w:szCs w:val="24"/>
+              </w:rPr>
+            </w:pPr>
+          </w:p>
+        </w:tc>
+      </w:tr>
+      <w:tr>
+        <w:trPr>
+          <w:cnfStyle w:val="000000100000" w:firstRow="0" w:lastRow="0" w:firstColumn="0" w:lastColumn="0" w:oddVBand="0" w:evenVBand="0" w:oddHBand="1" w:evenHBand="0" w:firstRowFirstColumn="0" w:firstRowLastColumn="0" w:lastRowFirstColumn="0" w:lastRowLastColumn="0"/>
+        </w:trPr>
+        <w:tc>
+          <w:tcPr>
+            <w:cnfStyle w:val="001000000000" w:firstRow="0" w:lastRow="0" w:firstColumn="1" w:lastColumn="0" w:oddVBand="0" w:evenVBand="0" w:oddHBand="0" w:evenHBand="0" w:firstRowFirstColumn="0" w:firstRowLastColumn="0" w:lastRowFirstColumn="0" w:lastRowLastColumn="0"/>
+            <w:tcW w:w="1016" w:type="dxa"/>
+          </w:tcPr>
+          <w:p>
+            <w:pPr>
+              <w:spacing w:after="0" w:line="240" w:lineRule="auto"/>
+              <w:rPr>
+                <w:rFonts w:ascii="Times New Roman" w:eastAsia="Times New Roman" w:hAnsi="Times New Roman" w:cs="Times New Roman"/>
+                <w:sz w:val="24"/>
+                <w:szCs w:val="24"/>
+              </w:rPr>
+            </w:pPr>
+          </w:p>
+        </w:tc>
+        <w:tc>
+          <w:tcPr>
+            <w:tcW w:w="1696" w:type="dxa"/>
+          </w:tcPr>
+          <w:p>
+            <w:pPr>
+              <w:spacing w:after="0" w:line="240" w:lineRule="auto"/>
+              <w:cnfStyle w:val="000000100000" w:firstRow="0" w:lastRow="0" w:firstColumn="0" w:lastColumn="0" w:oddVBand="0" w:evenVBand="0" w:oddHBand="1" w:evenHBand="0" w:firstRowFirstColumn="0" w:firstRowLastColumn="0" w:lastRowFirstColumn="0" w:lastRowLastColumn="0"/>
+              <w:rPr>
+                <w:rFonts w:ascii="Times New Roman" w:eastAsia="Times New Roman" w:hAnsi="Times New Roman" w:cs="Times New Roman"/>
+                <w:sz w:val="24"/>
+                <w:szCs w:val="24"/>
+              </w:rPr>
+            </w:pPr>
+          </w:p>
+        </w:tc>
+        <w:tc>
+          <w:tcPr>
+            <w:tcW w:w="4663" w:type="dxa"/>
+          </w:tcPr>
+          <w:p>
+            <w:pPr>
+              <w:spacing w:after="0" w:line="240" w:lineRule="auto"/>
+              <w:cnfStyle w:val="000000100000" w:firstRow="0" w:lastRow="0" w:firstColumn="0" w:lastColumn="0" w:oddVBand="0" w:evenVBand="0" w:oddHBand="1" w:evenHBand="0" w:firstRowFirstColumn="0" w:firstRowLastColumn="0" w:lastRowFirstColumn="0" w:lastRowLastColumn="0"/>
+              <w:rPr>
+                <w:rFonts w:ascii="Times New Roman" w:eastAsia="Times New Roman" w:hAnsi="Times New Roman" w:cs="Times New Roman"/>
+                <w:sz w:val="24"/>
+                <w:szCs w:val="24"/>
+              </w:rPr>
+            </w:pPr>
+          </w:p>
+        </w:tc>
+        <w:tc>
+          <w:tcPr>
+            <w:tcW w:w="1530" w:type="dxa"/>
+          </w:tcPr>
+          <w:p>
+            <w:pPr>
+              <w:spacing w:after="0" w:line="240" w:lineRule="auto"/>
+              <w:cnfStyle w:val="000000100000" w:firstRow="0" w:lastRow="0" w:firstColumn="0" w:lastColumn="0" w:oddVBand="0" w:evenVBand="0" w:oddHBand="1" w:evenHBand="0" w:firstRowFirstColumn="0" w:firstRowLastColumn="0" w:lastRowFirstColumn="0" w:lastRowLastColumn="0"/>
+              <w:rPr>
+                <w:rFonts w:ascii="Times New Roman" w:eastAsia="Times New Roman" w:hAnsi="Times New Roman" w:cs="Times New Roman"/>
+                <w:sz w:val="24"/>
+                <w:szCs w:val="24"/>
+              </w:rPr>
+            </w:pPr>
+          </w:p>
+        </w:tc>
+        <w:tc>
+          <w:tcPr>
+            <w:tcW w:w="1885" w:type="dxa"/>
+          </w:tcPr>
+          <w:p>
+            <w:pPr>
+              <w:spacing w:after="0" w:line="240" w:lineRule="auto"/>
+              <w:cnfStyle w:val="000000100000" w:firstRow="0" w:lastRow="0" w:firstColumn="0" w:lastColumn="0" w:oddVBand="0" w:evenVBand="0" w:oddHBand="1" w:evenHBand="0" w:firstRowFirstColumn="0" w:firstRowLastColumn="0" w:lastRowFirstColumn="0" w:lastRowLastColumn="0"/>
+              <w:rPr>
+                <w:rFonts w:ascii="Times New Roman" w:eastAsia="Times New Roman" w:hAnsi="Times New Roman" w:cs="Times New Roman"/>
+                <w:sz w:val="24"/>
+                <w:szCs w:val="24"/>
+              </w:rPr>
+            </w:pPr>
+          </w:p>
+        </w:tc>
+      </w:tr>
+      <w:tr>
+        <w:tc>
+          <w:tcPr>
+            <w:cnfStyle w:val="001000000000" w:firstRow="0" w:lastRow="0" w:firstColumn="1" w:lastColumn="0" w:oddVBand="0" w:evenVBand="0" w:oddHBand="0" w:evenHBand="0" w:firstRowFirstColumn="0" w:firstRowLastColumn="0" w:lastRowFirstColumn="0" w:lastRowLastColumn="0"/>
+            <w:tcW w:w="1016" w:type="dxa"/>
+          </w:tcPr>
+          <w:p>
+            <w:pPr>
+              <w:spacing w:after="0" w:line="240" w:lineRule="auto"/>
+              <w:rPr>
+                <w:rFonts w:ascii="Times New Roman" w:eastAsia="Times New Roman" w:hAnsi="Times New Roman" w:cs="Times New Roman"/>
+                <w:sz w:val="24"/>
+                <w:szCs w:val="24"/>
+              </w:rPr>
+            </w:pPr>
+          </w:p>
+        </w:tc>
+        <w:tc>
+          <w:tcPr>
+            <w:tcW w:w="1696" w:type="dxa"/>
+          </w:tcPr>
+          <w:p>
+            <w:pPr>
+              <w:spacing w:after="0" w:line="240" w:lineRule="auto"/>
+              <w:cnfStyle w:val="000000000000" w:firstRow="0" w:lastRow="0" w:firstColumn="0" w:lastColumn="0" w:oddVBand="0" w:evenVBand="0" w:oddHBand="0" w:evenHBand="0" w:firstRowFirstColumn="0" w:firstRowLastColumn="0" w:lastRowFirstColumn="0" w:lastRowLastColumn="0"/>
+              <w:rPr>
+                <w:rFonts w:ascii="Times New Roman" w:eastAsia="Times New Roman" w:hAnsi="Times New Roman" w:cs="Times New Roman"/>
+                <w:sz w:val="24"/>
+                <w:szCs w:val="24"/>
+              </w:rPr>
+            </w:pPr>
+          </w:p>
+        </w:tc>
+        <w:tc>
+          <w:tcPr>
+            <w:tcW w:w="4663" w:type="dxa"/>
+          </w:tcPr>
+          <w:p>
+            <w:pPr>
+              <w:spacing w:after="0" w:line="240" w:lineRule="auto"/>
+              <w:cnfStyle w:val="000000000000" w:firstRow="0" w:lastRow="0" w:firstColumn="0" w:lastColumn="0" w:oddVBand="0" w:evenVBand="0" w:oddHBand="0" w:evenHBand="0" w:firstRowFirstColumn="0" w:firstRowLastColumn="0" w:lastRowFirstColumn="0" w:lastRowLastColumn="0"/>
+              <w:rPr>
+                <w:rFonts w:ascii="Times New Roman" w:eastAsia="Times New Roman" w:hAnsi="Times New Roman" w:cs="Times New Roman"/>
+                <w:sz w:val="24"/>
+                <w:szCs w:val="24"/>
+              </w:rPr>
+            </w:pPr>
+          </w:p>
+        </w:tc>
+        <w:tc>
+          <w:tcPr>
+            <w:tcW w:w="1530" w:type="dxa"/>
+          </w:tcPr>
+          <w:p>
+            <w:pPr>
+              <w:spacing w:after="0" w:line="240" w:lineRule="auto"/>
+              <w:cnfStyle w:val="000000000000" w:firstRow="0" w:lastRow="0" w:firstColumn="0" w:lastColumn="0" w:oddVBand="0" w:evenVBand="0" w:oddHBand="0" w:evenHBand="0" w:firstRowFirstColumn="0" w:firstRowLastColumn="0" w:lastRowFirstColumn="0" w:lastRowLastColumn="0"/>
+              <w:rPr>
+                <w:rFonts w:ascii="Times New Roman" w:eastAsia="Times New Roman" w:hAnsi="Times New Roman" w:cs="Times New Roman"/>
+                <w:sz w:val="24"/>
+                <w:szCs w:val="24"/>
+              </w:rPr>
+            </w:pPr>
+          </w:p>
+        </w:tc>
+        <w:tc>
+          <w:tcPr>
+            <w:tcW w:w="1885" w:type="dxa"/>
+          </w:tcPr>
+          <w:p>
+            <w:pPr>
+              <w:spacing w:after="0" w:line="240" w:lineRule="auto"/>
+              <w:cnfStyle w:val="000000000000" w:firstRow="0" w:lastRow="0" w:firstColumn="0" w:lastColumn="0" w:oddVBand="0" w:evenVBand="0" w:oddHBand="0" w:evenHBand="0" w:firstRowFirstColumn="0" w:firstRowLastColumn="0" w:lastRowFirstColumn="0" w:lastRowLastColumn="0"/>
+              <w:rPr>
+                <w:rFonts w:ascii="Times New Roman" w:eastAsia="Times New Roman" w:hAnsi="Times New Roman" w:cs="Times New Roman"/>
+                <w:sz w:val="24"/>
+                <w:szCs w:val="24"/>
+              </w:rPr>
+            </w:pPr>
+          </w:p>
+        </w:tc>
+      </w:tr>
+      <w:tr>
+        <w:trPr>
+          <w:cnfStyle w:val="000000100000" w:firstRow="0" w:lastRow="0" w:firstColumn="0" w:lastColumn="0" w:oddVBand="0" w:evenVBand="0" w:oddHBand="1" w:evenHBand="0" w:firstRowFirstColumn="0" w:firstRowLastColumn="0" w:lastRowFirstColumn="0" w:lastRowLastColumn="0"/>
+          <w:trHeight w:val="332"/>
+        </w:trPr>
+        <w:tc>
+          <w:tcPr>
+            <w:cnfStyle w:val="001000000000" w:firstRow="0" w:lastRow="0" w:firstColumn="1" w:lastColumn="0" w:oddVBand="0" w:evenVBand="0" w:oddHBand="0" w:evenHBand="0" w:firstRowFirstColumn="0" w:firstRowLastColumn="0" w:lastRowFirstColumn="0" w:lastRowLastColumn="0"/>
+            <w:tcW w:w="1016" w:type="dxa"/>
+          </w:tcPr>
+          <w:p>
+            <w:pPr>
+              <w:spacing w:after="0" w:line="240" w:lineRule="auto"/>
+              <w:rPr>
+                <w:rFonts w:ascii="Times New Roman" w:eastAsia="Times New Roman" w:hAnsi="Times New Roman" w:cs="Times New Roman"/>
+                <w:sz w:val="24"/>
+                <w:szCs w:val="24"/>
+              </w:rPr>
+            </w:pPr>
+          </w:p>
+        </w:tc>
+        <w:tc>
+          <w:tcPr>
+            <w:tcW w:w="1696" w:type="dxa"/>
+          </w:tcPr>
+          <w:p>
+            <w:pPr>
+              <w:spacing w:after="0" w:line="240" w:lineRule="auto"/>
+              <w:cnfStyle w:val="000000100000" w:firstRow="0" w:lastRow="0" w:firstColumn="0" w:lastColumn="0" w:oddVBand="0" w:evenVBand="0" w:oddHBand="1" w:evenHBand="0" w:firstRowFirstColumn="0" w:firstRowLastColumn="0" w:lastRowFirstColumn="0" w:lastRowLastColumn="0"/>
+              <w:rPr>
+                <w:rFonts w:ascii="Times New Roman" w:eastAsia="Times New Roman" w:hAnsi="Times New Roman" w:cs="Times New Roman"/>
+                <w:sz w:val="24"/>
+                <w:szCs w:val="24"/>
+              </w:rPr>
+            </w:pPr>
+          </w:p>
+        </w:tc>
+        <w:tc>
+          <w:tcPr>
+            <w:tcW w:w="4663" w:type="dxa"/>
+          </w:tcPr>
+          <w:p>
+            <w:pPr>
+              <w:spacing w:after="0" w:line="240" w:lineRule="auto"/>
+              <w:cnfStyle w:val="000000100000" w:firstRow="0" w:lastRow="0" w:firstColumn="0" w:lastColumn="0" w:oddVBand="0" w:evenVBand="0" w:oddHBand="1" w:evenHBand="0" w:firstRowFirstColumn="0" w:firstRowLastColumn="0" w:lastRowFirstColumn="0" w:lastRowLastColumn="0"/>
+              <w:rPr>
+                <w:rFonts w:ascii="Times New Roman" w:eastAsia="Times New Roman" w:hAnsi="Times New Roman" w:cs="Times New Roman"/>
+                <w:sz w:val="24"/>
+                <w:szCs w:val="24"/>
+              </w:rPr>
+            </w:pPr>
+          </w:p>
+        </w:tc>
+        <w:tc>
+          <w:tcPr>
+            <w:tcW w:w="1530" w:type="dxa"/>
+          </w:tcPr>
+          <w:p>
+            <w:pPr>
+              <w:spacing w:after="0" w:line="240" w:lineRule="auto"/>
+              <w:cnfStyle w:val="000000100000" w:firstRow="0" w:lastRow="0" w:firstColumn="0" w:lastColumn="0" w:oddVBand="0" w:evenVBand="0" w:oddHBand="1" w:evenHBand="0" w:firstRowFirstColumn="0" w:firstRowLastColumn="0" w:lastRowFirstColumn="0" w:lastRowLastColumn="0"/>
+              <w:rPr>
+                <w:rFonts w:ascii="Times New Roman" w:eastAsia="Times New Roman" w:hAnsi="Times New Roman" w:cs="Times New Roman"/>
+                <w:sz w:val="24"/>
+                <w:szCs w:val="24"/>
+              </w:rPr>
+            </w:pPr>
+          </w:p>
+        </w:tc>
+        <w:tc>
+          <w:tcPr>
+            <w:tcW w:w="1885" w:type="dxa"/>
+          </w:tcPr>
+          <w:p>
+            <w:pPr>
+              <w:spacing w:after="0" w:line="240" w:lineRule="auto"/>
+              <w:cnfStyle w:val="000000100000" w:firstRow="0" w:lastRow="0" w:firstColumn="0" w:lastColumn="0" w:oddVBand="0" w:evenVBand="0" w:oddHBand="1" w:evenHBand="0" w:firstRowFirstColumn="0" w:firstRowLastColumn="0" w:lastRowFirstColumn="0" w:lastRowLastColumn="0"/>
+              <w:rPr>
+                <w:rFonts w:ascii="Times New Roman" w:eastAsia="Times New Roman" w:hAnsi="Times New Roman" w:cs="Times New Roman"/>
+                <w:sz w:val="24"/>
+                <w:szCs w:val="24"/>
+              </w:rPr>
+            </w:pPr>
+          </w:p>
+        </w:tc>
+      </w:tr>
+    </w:tbl>
+    <w:p/>
     <w:sectPr>
       <w:pgSz w:w="12240" w:h="15840"/>
-      <w:pgMar w:top="1440" w:right="1440" w:bottom="1440" w:left="1440" w:header="720" w:footer="720" w:gutter="0"/>
+      <w:pgMar w:top="720" w:right="720" w:bottom="720" w:left="720" w:header="720" w:footer="720" w:gutter="0"/>
+      <w:pgBorders w:offsetFrom="page">
+        <w:top w:val="single" w:sz="4" w:space="24" w:color="auto"/>
+        <w:left w:val="single" w:sz="4" w:space="24" w:color="auto"/>
+        <w:bottom w:val="single" w:sz="4" w:space="24" w:color="auto"/>
+        <w:right w:val="single" w:sz="4" w:space="24" w:color="auto"/>
+      </w:pgBorders>
       <w:cols w:space="720"/>
       <w:docGrid w:linePitch="360"/>
     </w:sectPr>
   </w:body>
 </w:document>
+</file>
+
+<file path=word/numbering.xml><?xml version="1.0" encoding="utf-8"?>
+<w:numbering xmlns:wpc="http://schemas.microsoft.com/office/word/2010/wordprocessingCanvas" xmlns:cx="http://schemas.microsoft.com/office/drawing/2014/chartex" xmlns:mc="http://schemas.openxmlformats.org/markup-compatibility/2006" xmlns:o="urn:schemas-microsoft-com:office:office" xmlns:r="http://schemas.openxmlformats.org/officeDocument/2006/relationships" xmlns:m="http://schemas.openxmlformats.org/officeDocument/2006/math" xmlns:v="urn:schemas-microsoft-com:vml" xmlns:wp14="http://schemas.microsoft.com/office/word/2010/wordprocessingDrawing" xmlns:wp="http://schemas.openxmlformats.org/drawingml/2006/wordprocessingDrawing" xmlns:w10="urn:schemas-microsoft-com:office:word" xmlns:w="http://schemas.openxmlformats.org/wordprocessingml/2006/main" xmlns:w14="http://schemas.microsoft.com/office/word/2010/wordml" xmlns:w15="http://schemas.microsoft.com/office/word/2012/wordml" xmlns:w16se="http://schemas.microsoft.com/office/word/2015/wordml/symex" xmlns:wpg="http://schemas.microsoft.com/office/word/2010/wordprocessingGroup" xmlns:wpi="http://schemas.microsoft.com/office/word/2010/wordprocessingInk" xmlns:wne="http://schemas.microsoft.com/office/word/2006/wordml" xmlns:wps="http://schemas.microsoft.com/office/word/2010/wordprocessingShape" mc:Ignorable="w14 w15 w16se wp14">
+  <w:abstractNum w:abstractNumId="0" w15:restartNumberingAfterBreak="0">
+    <w:nsid w:val="26B2435B"/>
+    <w:multiLevelType w:val="multilevel"/>
+    <w:tmpl w:val="6DE2CEAE"/>
+    <w:lvl w:ilvl="0">
+      <w:start w:val="1"/>
+      <w:numFmt w:val="bullet"/>
+      <w:lvlText w:val=""/>
+      <w:lvlJc w:val="left"/>
+      <w:pPr>
+        <w:tabs>
+          <w:tab w:val="num" w:pos="720"/>
+        </w:tabs>
+        <w:ind w:left="720" w:hanging="360"/>
+      </w:pPr>
+      <w:rPr>
+        <w:rFonts w:ascii="Symbol" w:hAnsi="Symbol" w:hint="default"/>
+        <w:sz w:val="20"/>
+      </w:rPr>
+    </w:lvl>
+    <w:lvl w:ilvl="1" w:tentative="1">
+      <w:start w:val="1"/>
+      <w:numFmt w:val="bullet"/>
+      <w:lvlText w:val="o"/>
+      <w:lvlJc w:val="left"/>
+      <w:pPr>
+        <w:tabs>
+          <w:tab w:val="num" w:pos="1440"/>
+        </w:tabs>
+        <w:ind w:left="1440" w:hanging="360"/>
+      </w:pPr>
+      <w:rPr>
+        <w:rFonts w:ascii="Courier New" w:hAnsi="Courier New" w:hint="default"/>
+        <w:sz w:val="20"/>
+      </w:rPr>
+    </w:lvl>
+    <w:lvl w:ilvl="2" w:tentative="1">
+      <w:start w:val="1"/>
+      <w:numFmt w:val="bullet"/>
+      <w:lvlText w:val=""/>
+      <w:lvlJc w:val="left"/>
+      <w:pPr>
+        <w:tabs>
+          <w:tab w:val="num" w:pos="2160"/>
+        </w:tabs>
+        <w:ind w:left="2160" w:hanging="360"/>
+      </w:pPr>
+      <w:rPr>
+        <w:rFonts w:ascii="Wingdings" w:hAnsi="Wingdings" w:hint="default"/>
+        <w:sz w:val="20"/>
+      </w:rPr>
+    </w:lvl>
+    <w:lvl w:ilvl="3" w:tentative="1">
+      <w:start w:val="1"/>
+      <w:numFmt w:val="bullet"/>
+      <w:lvlText w:val=""/>
+      <w:lvlJc w:val="left"/>
+      <w:pPr>
+        <w:tabs>
+          <w:tab w:val="num" w:pos="2880"/>
+        </w:tabs>
+        <w:ind w:left="2880" w:hanging="360"/>
+      </w:pPr>
+      <w:rPr>
+        <w:rFonts w:ascii="Wingdings" w:hAnsi="Wingdings" w:hint="default"/>
+        <w:sz w:val="20"/>
+      </w:rPr>
+    </w:lvl>
+    <w:lvl w:ilvl="4" w:tentative="1">
+      <w:start w:val="1"/>
+      <w:numFmt w:val="bullet"/>
+      <w:lvlText w:val=""/>
+      <w:lvlJc w:val="left"/>
+      <w:pPr>
+        <w:tabs>
+          <w:tab w:val="num" w:pos="3600"/>
+        </w:tabs>
+        <w:ind w:left="3600" w:hanging="360"/>
+      </w:pPr>
+      <w:rPr>
+        <w:rFonts w:ascii="Wingdings" w:hAnsi="Wingdings" w:hint="default"/>
+        <w:sz w:val="20"/>
+      </w:rPr>
+    </w:lvl>
+    <w:lvl w:ilvl="5" w:tentative="1">
+      <w:start w:val="1"/>
+      <w:numFmt w:val="bullet"/>
+      <w:lvlText w:val=""/>
+      <w:lvlJc w:val="left"/>
+      <w:pPr>
+        <w:tabs>
+          <w:tab w:val="num" w:pos="4320"/>
+        </w:tabs>
+        <w:ind w:left="4320" w:hanging="360"/>
+      </w:pPr>
+      <w:rPr>
+        <w:rFonts w:ascii="Wingdings" w:hAnsi="Wingdings" w:hint="default"/>
+        <w:sz w:val="20"/>
+      </w:rPr>
+    </w:lvl>
+    <w:lvl w:ilvl="6" w:tentative="1">
+      <w:start w:val="1"/>
+      <w:numFmt w:val="bullet"/>
+      <w:lvlText w:val=""/>
+      <w:lvlJc w:val="left"/>
+      <w:pPr>
+        <w:tabs>
+          <w:tab w:val="num" w:pos="5040"/>
+        </w:tabs>
+        <w:ind w:left="5040" w:hanging="360"/>
+      </w:pPr>
+      <w:rPr>
+        <w:rFonts w:ascii="Wingdings" w:hAnsi="Wingdings" w:hint="default"/>
+        <w:sz w:val="20"/>
+      </w:rPr>
+    </w:lvl>
+    <w:lvl w:ilvl="7" w:tentative="1">
+      <w:start w:val="1"/>
+      <w:numFmt w:val="bullet"/>
+      <w:lvlText w:val=""/>
+      <w:lvlJc w:val="left"/>
+      <w:pPr>
+        <w:tabs>
+          <w:tab w:val="num" w:pos="5760"/>
+        </w:tabs>
+        <w:ind w:left="5760" w:hanging="360"/>
+      </w:pPr>
+      <w:rPr>
+        <w:rFonts w:ascii="Wingdings" w:hAnsi="Wingdings" w:hint="default"/>
+        <w:sz w:val="20"/>
+      </w:rPr>
+    </w:lvl>
+    <w:lvl w:ilvl="8" w:tentative="1">
+      <w:start w:val="1"/>
+      <w:numFmt w:val="bullet"/>
+      <w:lvlText w:val=""/>
+      <w:lvlJc w:val="left"/>
+      <w:pPr>
+        <w:tabs>
+          <w:tab w:val="num" w:pos="6480"/>
+        </w:tabs>
+        <w:ind w:left="6480" w:hanging="360"/>
+      </w:pPr>
+      <w:rPr>
+        <w:rFonts w:ascii="Wingdings" w:hAnsi="Wingdings" w:hint="default"/>
+        <w:sz w:val="20"/>
+      </w:rPr>
+    </w:lvl>
+  </w:abstractNum>
+  <w:abstractNum w:abstractNumId="1" w15:restartNumberingAfterBreak="0">
+    <w:nsid w:val="36906447"/>
+    <w:multiLevelType w:val="multilevel"/>
+    <w:tmpl w:val="9282FCA2"/>
+    <w:lvl w:ilvl="0">
+      <w:start w:val="1"/>
+      <w:numFmt w:val="bullet"/>
+      <w:lvlText w:val=""/>
+      <w:lvlJc w:val="left"/>
+      <w:pPr>
+        <w:tabs>
+          <w:tab w:val="num" w:pos="720"/>
+        </w:tabs>
+        <w:ind w:left="720" w:hanging="360"/>
+      </w:pPr>
+      <w:rPr>
+        <w:rFonts w:ascii="Symbol" w:hAnsi="Symbol" w:hint="default"/>
+        <w:sz w:val="20"/>
+      </w:rPr>
+    </w:lvl>
+    <w:lvl w:ilvl="1" w:tentative="1">
+      <w:start w:val="1"/>
+      <w:numFmt w:val="bullet"/>
+      <w:lvlText w:val="o"/>
+      <w:lvlJc w:val="left"/>
+      <w:pPr>
+        <w:tabs>
+          <w:tab w:val="num" w:pos="1440"/>
+        </w:tabs>
+        <w:ind w:left="1440" w:hanging="360"/>
+      </w:pPr>
+      <w:rPr>
+        <w:rFonts w:ascii="Courier New" w:hAnsi="Courier New" w:hint="default"/>
+        <w:sz w:val="20"/>
+      </w:rPr>
+    </w:lvl>
+    <w:lvl w:ilvl="2" w:tentative="1">
+      <w:start w:val="1"/>
+      <w:numFmt w:val="bullet"/>
+      <w:lvlText w:val=""/>
+      <w:lvlJc w:val="left"/>
+      <w:pPr>
+        <w:tabs>
+          <w:tab w:val="num" w:pos="2160"/>
+        </w:tabs>
+        <w:ind w:left="2160" w:hanging="360"/>
+      </w:pPr>
+      <w:rPr>
+        <w:rFonts w:ascii="Wingdings" w:hAnsi="Wingdings" w:hint="default"/>
+        <w:sz w:val="20"/>
+      </w:rPr>
+    </w:lvl>
+    <w:lvl w:ilvl="3" w:tentative="1">
+      <w:start w:val="1"/>
+      <w:numFmt w:val="bullet"/>
+      <w:lvlText w:val=""/>
+      <w:lvlJc w:val="left"/>
+      <w:pPr>
+        <w:tabs>
+          <w:tab w:val="num" w:pos="2880"/>
+        </w:tabs>
+        <w:ind w:left="2880" w:hanging="360"/>
+      </w:pPr>
+      <w:rPr>
+        <w:rFonts w:ascii="Wingdings" w:hAnsi="Wingdings" w:hint="default"/>
+        <w:sz w:val="20"/>
+      </w:rPr>
+    </w:lvl>
+    <w:lvl w:ilvl="4" w:tentative="1">
+      <w:start w:val="1"/>
+      <w:numFmt w:val="bullet"/>
+      <w:lvlText w:val=""/>
+      <w:lvlJc w:val="left"/>
+      <w:pPr>
+        <w:tabs>
+          <w:tab w:val="num" w:pos="3600"/>
+        </w:tabs>
+        <w:ind w:left="3600" w:hanging="360"/>
+      </w:pPr>
+      <w:rPr>
+        <w:rFonts w:ascii="Wingdings" w:hAnsi="Wingdings" w:hint="default"/>
+        <w:sz w:val="20"/>
+      </w:rPr>
+    </w:lvl>
+    <w:lvl w:ilvl="5" w:tentative="1">
+      <w:start w:val="1"/>
+      <w:numFmt w:val="bullet"/>
+      <w:lvlText w:val=""/>
+      <w:lvlJc w:val="left"/>
+      <w:pPr>
+        <w:tabs>
+          <w:tab w:val="num" w:pos="4320"/>
+        </w:tabs>
+        <w:ind w:left="4320" w:hanging="360"/>
+      </w:pPr>
+      <w:rPr>
+        <w:rFonts w:ascii="Wingdings" w:hAnsi="Wingdings" w:hint="default"/>
+        <w:sz w:val="20"/>
+      </w:rPr>
+    </w:lvl>
+    <w:lvl w:ilvl="6" w:tentative="1">
+      <w:start w:val="1"/>
+      <w:numFmt w:val="bullet"/>
+      <w:lvlText w:val=""/>
+      <w:lvlJc w:val="left"/>
+      <w:pPr>
+        <w:tabs>
+          <w:tab w:val="num" w:pos="5040"/>
+        </w:tabs>
+        <w:ind w:left="5040" w:hanging="360"/>
+      </w:pPr>
+      <w:rPr>
+        <w:rFonts w:ascii="Wingdings" w:hAnsi="Wingdings" w:hint="default"/>
+        <w:sz w:val="20"/>
+      </w:rPr>
+    </w:lvl>
+    <w:lvl w:ilvl="7" w:tentative="1">
+      <w:start w:val="1"/>
+      <w:numFmt w:val="bullet"/>
+      <w:lvlText w:val=""/>
+      <w:lvlJc w:val="left"/>
+      <w:pPr>
+        <w:tabs>
+          <w:tab w:val="num" w:pos="5760"/>
+        </w:tabs>
+        <w:ind w:left="5760" w:hanging="360"/>
+      </w:pPr>
+      <w:rPr>
+        <w:rFonts w:ascii="Wingdings" w:hAnsi="Wingdings" w:hint="default"/>
+        <w:sz w:val="20"/>
+      </w:rPr>
+    </w:lvl>
+    <w:lvl w:ilvl="8" w:tentative="1">
+      <w:start w:val="1"/>
+      <w:numFmt w:val="bullet"/>
+      <w:lvlText w:val=""/>
+      <w:lvlJc w:val="left"/>
+      <w:pPr>
+        <w:tabs>
+          <w:tab w:val="num" w:pos="6480"/>
+        </w:tabs>
+        <w:ind w:left="6480" w:hanging="360"/>
+      </w:pPr>
+      <w:rPr>
+        <w:rFonts w:ascii="Wingdings" w:hAnsi="Wingdings" w:hint="default"/>
+        <w:sz w:val="20"/>
+      </w:rPr>
+    </w:lvl>
+  </w:abstractNum>
+  <w:abstractNum w:abstractNumId="2" w15:restartNumberingAfterBreak="0">
+    <w:nsid w:val="406F1C42"/>
+    <w:multiLevelType w:val="multilevel"/>
+    <w:tmpl w:val="8F7ABC60"/>
+    <w:lvl w:ilvl="0">
+      <w:start w:val="1"/>
+      <w:numFmt w:val="bullet"/>
+      <w:lvlText w:val=""/>
+      <w:lvlJc w:val="left"/>
+      <w:pPr>
+        <w:tabs>
+          <w:tab w:val="num" w:pos="720"/>
+        </w:tabs>
+        <w:ind w:left="720" w:hanging="360"/>
+      </w:pPr>
+      <w:rPr>
+        <w:rFonts w:ascii="Symbol" w:hAnsi="Symbol" w:hint="default"/>
+        <w:sz w:val="20"/>
+      </w:rPr>
+    </w:lvl>
+    <w:lvl w:ilvl="1" w:tentative="1">
+      <w:start w:val="1"/>
+      <w:numFmt w:val="bullet"/>
+      <w:lvlText w:val="o"/>
+      <w:lvlJc w:val="left"/>
+      <w:pPr>
+        <w:tabs>
+          <w:tab w:val="num" w:pos="1440"/>
+        </w:tabs>
+        <w:ind w:left="1440" w:hanging="360"/>
+      </w:pPr>
+      <w:rPr>
+        <w:rFonts w:ascii="Courier New" w:hAnsi="Courier New" w:hint="default"/>
+        <w:sz w:val="20"/>
+      </w:rPr>
+    </w:lvl>
+    <w:lvl w:ilvl="2" w:tentative="1">
+      <w:start w:val="1"/>
+      <w:numFmt w:val="bullet"/>
+      <w:lvlText w:val=""/>
+      <w:lvlJc w:val="left"/>
+      <w:pPr>
+        <w:tabs>
+          <w:tab w:val="num" w:pos="2160"/>
+        </w:tabs>
+        <w:ind w:left="2160" w:hanging="360"/>
+      </w:pPr>
+      <w:rPr>
+        <w:rFonts w:ascii="Wingdings" w:hAnsi="Wingdings" w:hint="default"/>
+        <w:sz w:val="20"/>
+      </w:rPr>
+    </w:lvl>
+    <w:lvl w:ilvl="3" w:tentative="1">
+      <w:start w:val="1"/>
+      <w:numFmt w:val="bullet"/>
+      <w:lvlText w:val=""/>
+      <w:lvlJc w:val="left"/>
+      <w:pPr>
+        <w:tabs>
+          <w:tab w:val="num" w:pos="2880"/>
+        </w:tabs>
+        <w:ind w:left="2880" w:hanging="360"/>
+      </w:pPr>
+      <w:rPr>
+        <w:rFonts w:ascii="Wingdings" w:hAnsi="Wingdings" w:hint="default"/>
+        <w:sz w:val="20"/>
+      </w:rPr>
+    </w:lvl>
+    <w:lvl w:ilvl="4" w:tentative="1">
+      <w:start w:val="1"/>
+      <w:numFmt w:val="bullet"/>
+      <w:lvlText w:val=""/>
+      <w:lvlJc w:val="left"/>
+      <w:pPr>
+        <w:tabs>
+          <w:tab w:val="num" w:pos="3600"/>
+        </w:tabs>
+        <w:ind w:left="3600" w:hanging="360"/>
+      </w:pPr>
+      <w:rPr>
+        <w:rFonts w:ascii="Wingdings" w:hAnsi="Wingdings" w:hint="default"/>
+        <w:sz w:val="20"/>
+      </w:rPr>
+    </w:lvl>
+    <w:lvl w:ilvl="5" w:tentative="1">
+      <w:start w:val="1"/>
+      <w:numFmt w:val="bullet"/>
+      <w:lvlText w:val=""/>
+      <w:lvlJc w:val="left"/>
+      <w:pPr>
+        <w:tabs>
+          <w:tab w:val="num" w:pos="4320"/>
+        </w:tabs>
+        <w:ind w:left="4320" w:hanging="360"/>
+      </w:pPr>
+      <w:rPr>
+        <w:rFonts w:ascii="Wingdings" w:hAnsi="Wingdings" w:hint="default"/>
+        <w:sz w:val="20"/>
+      </w:rPr>
+    </w:lvl>
+    <w:lvl w:ilvl="6" w:tentative="1">
+      <w:start w:val="1"/>
+      <w:numFmt w:val="bullet"/>
+      <w:lvlText w:val=""/>
+      <w:lvlJc w:val="left"/>
+      <w:pPr>
+        <w:tabs>
+          <w:tab w:val="num" w:pos="5040"/>
+        </w:tabs>
+        <w:ind w:left="5040" w:hanging="360"/>
+      </w:pPr>
+      <w:rPr>
+        <w:rFonts w:ascii="Wingdings" w:hAnsi="Wingdings" w:hint="default"/>
+        <w:sz w:val="20"/>
+      </w:rPr>
+    </w:lvl>
+    <w:lvl w:ilvl="7" w:tentative="1">
+      <w:start w:val="1"/>
+      <w:numFmt w:val="bullet"/>
+      <w:lvlText w:val=""/>
+      <w:lvlJc w:val="left"/>
+      <w:pPr>
+        <w:tabs>
+          <w:tab w:val="num" w:pos="5760"/>
+        </w:tabs>
+        <w:ind w:left="5760" w:hanging="360"/>
+      </w:pPr>
+      <w:rPr>
+        <w:rFonts w:ascii="Wingdings" w:hAnsi="Wingdings" w:hint="default"/>
+        <w:sz w:val="20"/>
+      </w:rPr>
+    </w:lvl>
+    <w:lvl w:ilvl="8" w:tentative="1">
+      <w:start w:val="1"/>
+      <w:numFmt w:val="bullet"/>
+      <w:lvlText w:val=""/>
+      <w:lvlJc w:val="left"/>
+      <w:pPr>
+        <w:tabs>
+          <w:tab w:val="num" w:pos="6480"/>
+        </w:tabs>
+        <w:ind w:left="6480" w:hanging="360"/>
+      </w:pPr>
+      <w:rPr>
+        <w:rFonts w:ascii="Wingdings" w:hAnsi="Wingdings" w:hint="default"/>
+        <w:sz w:val="20"/>
+      </w:rPr>
+    </w:lvl>
+  </w:abstractNum>
+  <w:num w:numId="1">
+    <w:abstractNumId w:val="2"/>
+  </w:num>
+  <w:num w:numId="2">
+    <w:abstractNumId w:val="0"/>
+  </w:num>
+  <w:num w:numId="3">
+    <w:abstractNumId w:val="1"/>
+  </w:num>
+</w:numbering>
 </file>
 
 <file path=word/styles.xml><?xml version="1.0" encoding="utf-8"?>
@@ -412,6 +3181,33 @@
   <w:style w:type="paragraph" w:default="1" w:styleId="Normal">
     <w:name w:val="Normal"/>
     <w:qFormat/>
+    <w:rsid w:val="00762408"/>
+    <w:pPr>
+      <w:spacing w:after="200" w:line="276" w:lineRule="auto"/>
+    </w:pPr>
+    <w:rPr>
+      <w:rFonts w:eastAsiaTheme="minorEastAsia"/>
+    </w:rPr>
+  </w:style>
+  <w:style w:type="paragraph" w:styleId="Heading1">
+    <w:name w:val="heading 1"/>
+    <w:basedOn w:val="Normal"/>
+    <w:link w:val="Heading1Char"/>
+    <w:uiPriority w:val="9"/>
+    <w:qFormat/>
+    <w:rsid w:val="00762408"/>
+    <w:pPr>
+      <w:spacing w:before="100" w:beforeAutospacing="1" w:after="100" w:afterAutospacing="1" w:line="240" w:lineRule="auto"/>
+      <w:outlineLvl w:val="0"/>
+    </w:pPr>
+    <w:rPr>
+      <w:rFonts w:ascii="Times New Roman" w:eastAsia="Times New Roman" w:hAnsi="Times New Roman" w:cs="Times New Roman"/>
+      <w:b/>
+      <w:bCs/>
+      <w:kern w:val="36"/>
+      <w:sz w:val="48"/>
+      <w:szCs w:val="48"/>
+    </w:rPr>
   </w:style>
   <w:style w:type="character" w:default="1" w:styleId="DefaultParagraphFont">
     <w:name w:val="Default Paragraph Font"/>
@@ -439,6 +3235,136 @@
     <w:uiPriority w:val="99"/>
     <w:semiHidden/>
     <w:unhideWhenUsed/>
+  </w:style>
+  <w:style w:type="character" w:customStyle="1" w:styleId="Heading1Char">
+    <w:name w:val="Heading 1 Char"/>
+    <w:basedOn w:val="DefaultParagraphFont"/>
+    <w:link w:val="Heading1"/>
+    <w:uiPriority w:val="9"/>
+    <w:rsid w:val="00762408"/>
+    <w:rPr>
+      <w:rFonts w:ascii="Times New Roman" w:eastAsia="Times New Roman" w:hAnsi="Times New Roman" w:cs="Times New Roman"/>
+      <w:b/>
+      <w:bCs/>
+      <w:kern w:val="36"/>
+      <w:sz w:val="48"/>
+      <w:szCs w:val="48"/>
+    </w:rPr>
+  </w:style>
+  <w:style w:type="paragraph" w:styleId="NormalWeb">
+    <w:name w:val="Normal (Web)"/>
+    <w:basedOn w:val="Normal"/>
+    <w:uiPriority w:val="99"/>
+    <w:semiHidden/>
+    <w:unhideWhenUsed/>
+    <w:rsid w:val="00762408"/>
+    <w:pPr>
+      <w:spacing w:before="100" w:beforeAutospacing="1" w:after="100" w:afterAutospacing="1" w:line="240" w:lineRule="auto"/>
+    </w:pPr>
+    <w:rPr>
+      <w:rFonts w:ascii="Times New Roman" w:eastAsia="Times New Roman" w:hAnsi="Times New Roman" w:cs="Times New Roman"/>
+      <w:sz w:val="24"/>
+      <w:szCs w:val="24"/>
+    </w:rPr>
+  </w:style>
+  <w:style w:type="character" w:styleId="Strong">
+    <w:name w:val="Strong"/>
+    <w:basedOn w:val="DefaultParagraphFont"/>
+    <w:uiPriority w:val="22"/>
+    <w:qFormat/>
+    <w:rsid w:val="00762408"/>
+    <w:rPr>
+      <w:b/>
+      <w:bCs/>
+    </w:rPr>
+  </w:style>
+  <w:style w:type="character" w:styleId="Hyperlink">
+    <w:name w:val="Hyperlink"/>
+    <w:basedOn w:val="DefaultParagraphFont"/>
+    <w:uiPriority w:val="99"/>
+    <w:semiHidden/>
+    <w:unhideWhenUsed/>
+    <w:rsid w:val="00762408"/>
+    <w:rPr>
+      <w:color w:val="0000FF"/>
+      <w:u w:val="single"/>
+    </w:rPr>
+  </w:style>
+  <w:style w:type="table" w:styleId="GridTable4-Accent5">
+    <w:name w:val="Grid Table 4 Accent 5"/>
+    <w:basedOn w:val="TableNormal"/>
+    <w:uiPriority w:val="49"/>
+    <w:rsid w:val="00762408"/>
+    <w:pPr>
+      <w:spacing w:after="0" w:line="240" w:lineRule="auto"/>
+    </w:pPr>
+    <w:tblPr>
+      <w:tblStyleRowBandSize w:val="1"/>
+      <w:tblStyleColBandSize w:val="1"/>
+      <w:tblBorders>
+        <w:top w:val="single" w:sz="4" w:space="0" w:color="8EAADB" w:themeColor="accent5" w:themeTint="99"/>
+        <w:left w:val="single" w:sz="4" w:space="0" w:color="8EAADB" w:themeColor="accent5" w:themeTint="99"/>
+        <w:bottom w:val="single" w:sz="4" w:space="0" w:color="8EAADB" w:themeColor="accent5" w:themeTint="99"/>
+        <w:right w:val="single" w:sz="4" w:space="0" w:color="8EAADB" w:themeColor="accent5" w:themeTint="99"/>
+        <w:insideH w:val="single" w:sz="4" w:space="0" w:color="8EAADB" w:themeColor="accent5" w:themeTint="99"/>
+        <w:insideV w:val="single" w:sz="4" w:space="0" w:color="8EAADB" w:themeColor="accent5" w:themeTint="99"/>
+      </w:tblBorders>
+    </w:tblPr>
+    <w:tblStylePr w:type="firstRow">
+      <w:rPr>
+        <w:b/>
+        <w:bCs/>
+        <w:color w:val="FFFFFF" w:themeColor="background1"/>
+      </w:rPr>
+      <w:tblPr/>
+      <w:tcPr>
+        <w:tcBorders>
+          <w:top w:val="single" w:sz="4" w:space="0" w:color="4472C4" w:themeColor="accent5"/>
+          <w:left w:val="single" w:sz="4" w:space="0" w:color="4472C4" w:themeColor="accent5"/>
+          <w:bottom w:val="single" w:sz="4" w:space="0" w:color="4472C4" w:themeColor="accent5"/>
+          <w:right w:val="single" w:sz="4" w:space="0" w:color="4472C4" w:themeColor="accent5"/>
+          <w:insideH w:val="nil"/>
+          <w:insideV w:val="nil"/>
+        </w:tcBorders>
+        <w:shd w:val="clear" w:color="auto" w:fill="4472C4" w:themeFill="accent5"/>
+      </w:tcPr>
+    </w:tblStylePr>
+    <w:tblStylePr w:type="lastRow">
+      <w:rPr>
+        <w:b/>
+        <w:bCs/>
+      </w:rPr>
+      <w:tblPr/>
+      <w:tcPr>
+        <w:tcBorders>
+          <w:top w:val="double" w:sz="4" w:space="0" w:color="4472C4" w:themeColor="accent5"/>
+        </w:tcBorders>
+      </w:tcPr>
+    </w:tblStylePr>
+    <w:tblStylePr w:type="firstCol">
+      <w:rPr>
+        <w:b/>
+        <w:bCs/>
+      </w:rPr>
+    </w:tblStylePr>
+    <w:tblStylePr w:type="lastCol">
+      <w:rPr>
+        <w:b/>
+        <w:bCs/>
+      </w:rPr>
+    </w:tblStylePr>
+    <w:tblStylePr w:type="band1Vert">
+      <w:tblPr/>
+      <w:tcPr>
+        <w:shd w:val="clear" w:color="auto" w:fill="D9E2F3" w:themeFill="accent5" w:themeFillTint="33"/>
+      </w:tcPr>
+    </w:tblStylePr>
+    <w:tblStylePr w:type="band1Horz">
+      <w:tblPr/>
+      <w:tcPr>
+        <w:shd w:val="clear" w:color="auto" w:fill="D9E2F3" w:themeFill="accent5" w:themeFillTint="33"/>
+      </w:tcPr>
+    </w:tblStylePr>
   </w:style>
 </w:styles>
 </file>
